--- a/docs/common_code/01_libraries/01_libraries.docx
+++ b/docs/common_code/01_libraries/01_libraries.docx
@@ -7,7 +7,15 @@
         <w:pStyle w:val="Title"/>
       </w:pPr>
       <w:r>
-        <w:t xml:space="preserve">Common Code 01 - Libraries</w:t>
+        <w:t xml:space="preserve">Common Code 01 — Libraries</w:t>
+      </w:r>
+    </w:p>
+    <w:p>
+      <w:pPr>
+        <w:pStyle w:val="Subtitle"/>
+      </w:pPr>
+      <w:r>
+        <w:t xml:space="preserve">Every package used in this course, grouped by purpose</w:t>
       </w:r>
     </w:p>
     <w:p>
@@ -18,16 +26,6047 @@
         <w:t xml:space="preserve">Bill Perry</w:t>
       </w:r>
     </w:p>
-    <w:bookmarkStart w:id="9" w:name="introduction-to-libraries"/>
+    <w:p>
+      <w:pPr>
+        <w:pStyle w:val="Date"/>
+      </w:pPr>
+      <w:r>
+        <w:t xml:space="preserve">2026-06-26</w:t>
+      </w:r>
+    </w:p>
+    <w:bookmarkStart w:id="10" w:name="package-reference"/>
     <w:p>
       <w:pPr>
         <w:pStyle w:val="Heading1"/>
       </w:pPr>
       <w:r>
-        <w:t xml:space="preserve">Introduction to Libraries</w:t>
-      </w:r>
-    </w:p>
-    <w:bookmarkEnd w:id="9"/>
+        <w:t xml:space="preserve">Package Reference</w:t>
+      </w:r>
+    </w:p>
+    <w:p>
+      <w:pPr>
+        <w:pStyle w:val="FirstParagraph"/>
+      </w:pPr>
+      <w:r>
+        <w:t xml:space="preserve">This page lists every R package used in this course, organised from beginner essentials through to advanced methods.</w:t>
+      </w:r>
+      <w:r>
+        <w:t xml:space="preserve"> </w:t>
+      </w:r>
+      <w:r>
+        <w:rPr>
+          <w:b/>
+          <w:bCs/>
+        </w:rPr>
+        <w:t xml:space="preserve">Install each group once</w:t>
+      </w:r>
+      <w:r>
+        <w:t xml:space="preserve"> </w:t>
+      </w:r>
+      <w:r>
+        <w:t xml:space="preserve">using the code blocks below — you only ever need to run</w:t>
+      </w:r>
+      <w:r>
+        <w:t xml:space="preserve"> </w:t>
+      </w:r>
+      <w:r>
+        <w:rPr>
+          <w:rStyle w:val="VerbatimChar"/>
+        </w:rPr>
+        <w:t xml:space="preserve">install.packages()</w:t>
+      </w:r>
+      <w:r>
+        <w:t xml:space="preserve"> </w:t>
+      </w:r>
+      <w:r>
+        <w:t xml:space="preserve">one time per machine. After that, load only the packages you need for a given session with</w:t>
+      </w:r>
+      <w:r>
+        <w:t xml:space="preserve"> </w:t>
+      </w:r>
+      <w:r>
+        <w:rPr>
+          <w:rStyle w:val="VerbatimChar"/>
+        </w:rPr>
+        <w:t xml:space="preserve">library()</w:t>
+      </w:r>
+      <w:r>
+        <w:t xml:space="preserve">.</w:t>
+      </w:r>
+    </w:p>
+    <w:p>
+      <w:pPr>
+        <w:pStyle w:val="BlockText"/>
+      </w:pPr>
+      <w:r>
+        <w:t xml:space="preserve">⬇️</w:t>
+      </w:r>
+      <w:r>
+        <w:t xml:space="preserve"> </w:t>
+      </w:r>
+      <w:r>
+        <w:rPr>
+          <w:b/>
+          <w:bCs/>
+        </w:rPr>
+        <w:t xml:space="preserve">Download the full install script</w:t>
+      </w:r>
+      <w:r>
+        <w:t xml:space="preserve"> </w:t>
+      </w:r>
+      <w:r>
+        <w:t xml:space="preserve">— copy it into your</w:t>
+      </w:r>
+      <w:r>
+        <w:t xml:space="preserve"> </w:t>
+      </w:r>
+      <w:r>
+        <w:rPr>
+          <w:rStyle w:val="VerbatimChar"/>
+        </w:rPr>
+        <w:t xml:space="preserve">scripts/</w:t>
+      </w:r>
+      <w:r>
+        <w:t xml:space="preserve"> </w:t>
+      </w:r>
+      <w:r>
+        <w:t xml:space="preserve">folder and run it once:</w:t>
+      </w:r>
+      <w:r>
+        <w:t xml:space="preserve"> </w:t>
+      </w:r>
+      <w:hyperlink r:id="rId9">
+        <w:r>
+          <w:rPr>
+            <w:rStyle w:val="VerbatimChar"/>
+          </w:rPr>
+          <w:t xml:space="preserve">install_packages.R</w:t>
+        </w:r>
+      </w:hyperlink>
+    </w:p>
+    <w:p>
+      <w:pPr>
+        <w:pStyle w:val="BlockText"/>
+      </w:pPr>
+      <w:r>
+        <w:t xml:space="preserve">⚠️</w:t>
+      </w:r>
+      <w:r>
+        <w:t xml:space="preserve"> </w:t>
+      </w:r>
+      <w:r>
+        <w:rPr>
+          <w:b/>
+          <w:bCs/>
+        </w:rPr>
+        <w:t xml:space="preserve">Watch out!</w:t>
+      </w:r>
+      <w:r>
+        <w:t xml:space="preserve"> </w:t>
+      </w:r>
+      <w:r>
+        <w:t xml:space="preserve">Never put</w:t>
+      </w:r>
+      <w:r>
+        <w:t xml:space="preserve"> </w:t>
+      </w:r>
+      <w:r>
+        <w:rPr>
+          <w:rStyle w:val="VerbatimChar"/>
+        </w:rPr>
+        <w:t xml:space="preserve">install.packages()</w:t>
+      </w:r>
+      <w:r>
+        <w:t xml:space="preserve"> </w:t>
+      </w:r>
+      <w:r>
+        <w:t xml:space="preserve">inside a script you run regularly. Installation only needs to happen once. Putting it in a regular script re-downloads the package every time, which is slow and can break things.</w:t>
+      </w:r>
+    </w:p>
+    <w:p>
+      <w:r>
+        <w:pict>
+          <v:rect style="width:0;height:1.5pt" o:hralign="center" o:hrstd="t" o:hr="t"/>
+        </w:pict>
+      </w:r>
+    </w:p>
+    <w:bookmarkEnd w:id="10"/>
+    <w:bookmarkStart w:id="12" w:name="core-workflow"/>
+    <w:p>
+      <w:pPr>
+        <w:pStyle w:val="Heading1"/>
+      </w:pPr>
+      <w:r>
+        <w:t xml:space="preserve">1 · Core Workflow</w:t>
+      </w:r>
+    </w:p>
+    <w:p>
+      <w:pPr>
+        <w:pStyle w:val="FirstParagraph"/>
+      </w:pPr>
+      <w:r>
+        <w:t xml:space="preserve">These are the packages you will load in almost every analysis. Install them first.</w:t>
+      </w:r>
+    </w:p>
+    <w:p>
+      <w:pPr>
+        <w:pStyle w:val="SourceCode"/>
+      </w:pPr>
+      <w:r>
+        <w:rPr>
+          <w:rStyle w:val="FunctionTok"/>
+        </w:rPr>
+        <w:t xml:space="preserve">install.packages</w:t>
+      </w:r>
+      <w:r>
+        <w:rPr>
+          <w:rStyle w:val="NormalTok"/>
+        </w:rPr>
+        <w:t xml:space="preserve">(</w:t>
+      </w:r>
+      <w:r>
+        <w:rPr>
+          <w:rStyle w:val="StringTok"/>
+        </w:rPr>
+        <w:t xml:space="preserve">"tidyverse"</w:t>
+      </w:r>
+      <w:r>
+        <w:rPr>
+          <w:rStyle w:val="NormalTok"/>
+        </w:rPr>
+        <w:t xml:space="preserve">)    </w:t>
+      </w:r>
+      <w:r>
+        <w:rPr>
+          <w:rStyle w:val="CommentTok"/>
+        </w:rPr>
+        <w:t xml:space="preserve"># dplyr, ggplot2, tidyr, purrr, readr, stringr, forcats</w:t>
+      </w:r>
+      <w:r>
+        <w:br/>
+      </w:r>
+      <w:r>
+        <w:rPr>
+          <w:rStyle w:val="FunctionTok"/>
+        </w:rPr>
+        <w:t xml:space="preserve">install.packages</w:t>
+      </w:r>
+      <w:r>
+        <w:rPr>
+          <w:rStyle w:val="NormalTok"/>
+        </w:rPr>
+        <w:t xml:space="preserve">(</w:t>
+      </w:r>
+      <w:r>
+        <w:rPr>
+          <w:rStyle w:val="StringTok"/>
+        </w:rPr>
+        <w:t xml:space="preserve">"lubridate"</w:t>
+      </w:r>
+      <w:r>
+        <w:rPr>
+          <w:rStyle w:val="NormalTok"/>
+        </w:rPr>
+        <w:t xml:space="preserve">)    </w:t>
+      </w:r>
+      <w:r>
+        <w:rPr>
+          <w:rStyle w:val="CommentTok"/>
+        </w:rPr>
+        <w:t xml:space="preserve"># working with dates and times</w:t>
+      </w:r>
+      <w:r>
+        <w:br/>
+      </w:r>
+      <w:r>
+        <w:rPr>
+          <w:rStyle w:val="FunctionTok"/>
+        </w:rPr>
+        <w:t xml:space="preserve">install.packages</w:t>
+      </w:r>
+      <w:r>
+        <w:rPr>
+          <w:rStyle w:val="NormalTok"/>
+        </w:rPr>
+        <w:t xml:space="preserve">(</w:t>
+      </w:r>
+      <w:r>
+        <w:rPr>
+          <w:rStyle w:val="StringTok"/>
+        </w:rPr>
+        <w:t xml:space="preserve">"readxl"</w:t>
+      </w:r>
+      <w:r>
+        <w:rPr>
+          <w:rStyle w:val="NormalTok"/>
+        </w:rPr>
+        <w:t xml:space="preserve">)       </w:t>
+      </w:r>
+      <w:r>
+        <w:rPr>
+          <w:rStyle w:val="CommentTok"/>
+        </w:rPr>
+        <w:t xml:space="preserve"># read Excel (.xlsx / .xls) files into R</w:t>
+      </w:r>
+      <w:r>
+        <w:br/>
+      </w:r>
+      <w:r>
+        <w:rPr>
+          <w:rStyle w:val="FunctionTok"/>
+        </w:rPr>
+        <w:t xml:space="preserve">install.packages</w:t>
+      </w:r>
+      <w:r>
+        <w:rPr>
+          <w:rStyle w:val="NormalTok"/>
+        </w:rPr>
+        <w:t xml:space="preserve">(</w:t>
+      </w:r>
+      <w:r>
+        <w:rPr>
+          <w:rStyle w:val="StringTok"/>
+        </w:rPr>
+        <w:t xml:space="preserve">"writexl"</w:t>
+      </w:r>
+      <w:r>
+        <w:rPr>
+          <w:rStyle w:val="NormalTok"/>
+        </w:rPr>
+        <w:t xml:space="preserve">)      </w:t>
+      </w:r>
+      <w:r>
+        <w:rPr>
+          <w:rStyle w:val="CommentTok"/>
+        </w:rPr>
+        <w:t xml:space="preserve"># write data frames back out to Excel</w:t>
+      </w:r>
+      <w:r>
+        <w:br/>
+      </w:r>
+      <w:r>
+        <w:rPr>
+          <w:rStyle w:val="FunctionTok"/>
+        </w:rPr>
+        <w:t xml:space="preserve">install.packages</w:t>
+      </w:r>
+      <w:r>
+        <w:rPr>
+          <w:rStyle w:val="NormalTok"/>
+        </w:rPr>
+        <w:t xml:space="preserve">(</w:t>
+      </w:r>
+      <w:r>
+        <w:rPr>
+          <w:rStyle w:val="StringTok"/>
+        </w:rPr>
+        <w:t xml:space="preserve">"janitor"</w:t>
+      </w:r>
+      <w:r>
+        <w:rPr>
+          <w:rStyle w:val="NormalTok"/>
+        </w:rPr>
+        <w:t xml:space="preserve">)      </w:t>
+      </w:r>
+      <w:r>
+        <w:rPr>
+          <w:rStyle w:val="CommentTok"/>
+        </w:rPr>
+        <w:t xml:space="preserve"># clean messy column names and tabulate data</w:t>
+      </w:r>
+      <w:r>
+        <w:br/>
+      </w:r>
+      <w:r>
+        <w:rPr>
+          <w:rStyle w:val="FunctionTok"/>
+        </w:rPr>
+        <w:t xml:space="preserve">install.packages</w:t>
+      </w:r>
+      <w:r>
+        <w:rPr>
+          <w:rStyle w:val="NormalTok"/>
+        </w:rPr>
+        <w:t xml:space="preserve">(</w:t>
+      </w:r>
+      <w:r>
+        <w:rPr>
+          <w:rStyle w:val="StringTok"/>
+        </w:rPr>
+        <w:t xml:space="preserve">"skimr"</w:t>
+      </w:r>
+      <w:r>
+        <w:rPr>
+          <w:rStyle w:val="NormalTok"/>
+        </w:rPr>
+        <w:t xml:space="preserve">)        </w:t>
+      </w:r>
+      <w:r>
+        <w:rPr>
+          <w:rStyle w:val="CommentTok"/>
+        </w:rPr>
+        <w:t xml:space="preserve"># quick, readable summary statistics</w:t>
+      </w:r>
+      <w:r>
+        <w:br/>
+      </w:r>
+      <w:r>
+        <w:rPr>
+          <w:rStyle w:val="FunctionTok"/>
+        </w:rPr>
+        <w:t xml:space="preserve">install.packages</w:t>
+      </w:r>
+      <w:r>
+        <w:rPr>
+          <w:rStyle w:val="NormalTok"/>
+        </w:rPr>
+        <w:t xml:space="preserve">(</w:t>
+      </w:r>
+      <w:r>
+        <w:rPr>
+          <w:rStyle w:val="StringTok"/>
+        </w:rPr>
+        <w:t xml:space="preserve">"glue"</w:t>
+      </w:r>
+      <w:r>
+        <w:rPr>
+          <w:rStyle w:val="NormalTok"/>
+        </w:rPr>
+        <w:t xml:space="preserve">)         </w:t>
+      </w:r>
+      <w:r>
+        <w:rPr>
+          <w:rStyle w:val="CommentTok"/>
+        </w:rPr>
+        <w:t xml:space="preserve"># paste strings together cleanly with {variable} syntax</w:t>
+      </w:r>
+      <w:r>
+        <w:br/>
+      </w:r>
+      <w:r>
+        <w:rPr>
+          <w:rStyle w:val="FunctionTok"/>
+        </w:rPr>
+        <w:t xml:space="preserve">install.packages</w:t>
+      </w:r>
+      <w:r>
+        <w:rPr>
+          <w:rStyle w:val="NormalTok"/>
+        </w:rPr>
+        <w:t xml:space="preserve">(</w:t>
+      </w:r>
+      <w:r>
+        <w:rPr>
+          <w:rStyle w:val="StringTok"/>
+        </w:rPr>
+        <w:t xml:space="preserve">"devtools"</w:t>
+      </w:r>
+      <w:r>
+        <w:rPr>
+          <w:rStyle w:val="NormalTok"/>
+        </w:rPr>
+        <w:t xml:space="preserve">)     </w:t>
+      </w:r>
+      <w:r>
+        <w:rPr>
+          <w:rStyle w:val="CommentTok"/>
+        </w:rPr>
+        <w:t xml:space="preserve"># install packages from GitHub and other sources</w:t>
+      </w:r>
+      <w:r>
+        <w:br/>
+      </w:r>
+      <w:r>
+        <w:rPr>
+          <w:rStyle w:val="FunctionTok"/>
+        </w:rPr>
+        <w:t xml:space="preserve">install.packages</w:t>
+      </w:r>
+      <w:r>
+        <w:rPr>
+          <w:rStyle w:val="NormalTok"/>
+        </w:rPr>
+        <w:t xml:space="preserve">(</w:t>
+      </w:r>
+      <w:r>
+        <w:rPr>
+          <w:rStyle w:val="StringTok"/>
+        </w:rPr>
+        <w:t xml:space="preserve">"remotes"</w:t>
+      </w:r>
+      <w:r>
+        <w:rPr>
+          <w:rStyle w:val="NormalTok"/>
+        </w:rPr>
+        <w:t xml:space="preserve">)      </w:t>
+      </w:r>
+      <w:r>
+        <w:rPr>
+          <w:rStyle w:val="CommentTok"/>
+        </w:rPr>
+        <w:t xml:space="preserve"># lighter alternative to devtools for GitHub installs</w:t>
+      </w:r>
+    </w:p>
+    <w:bookmarkStart w:id="11" w:name="what-you-load-each-session"/>
+    <w:p>
+      <w:pPr>
+        <w:pStyle w:val="Heading3"/>
+      </w:pPr>
+      <w:r>
+        <w:t xml:space="preserve">What you load each session</w:t>
+      </w:r>
+    </w:p>
+    <w:p>
+      <w:pPr>
+        <w:pStyle w:val="SourceCode"/>
+      </w:pPr>
+      <w:r>
+        <w:rPr>
+          <w:rStyle w:val="FunctionTok"/>
+        </w:rPr>
+        <w:t xml:space="preserve">library</w:t>
+      </w:r>
+      <w:r>
+        <w:rPr>
+          <w:rStyle w:val="NormalTok"/>
+        </w:rPr>
+        <w:t xml:space="preserve">(tidyverse)   </w:t>
+      </w:r>
+      <w:r>
+        <w:rPr>
+          <w:rStyle w:val="CommentTok"/>
+        </w:rPr>
+        <w:t xml:space="preserve"># loads dplyr, ggplot2, tidyr, readr, purrr, stringr, forcats</w:t>
+      </w:r>
+      <w:r>
+        <w:br/>
+      </w:r>
+      <w:r>
+        <w:rPr>
+          <w:rStyle w:val="FunctionTok"/>
+        </w:rPr>
+        <w:t xml:space="preserve">library</w:t>
+      </w:r>
+      <w:r>
+        <w:rPr>
+          <w:rStyle w:val="NormalTok"/>
+        </w:rPr>
+        <w:t xml:space="preserve">(lubridate)   </w:t>
+      </w:r>
+      <w:r>
+        <w:rPr>
+          <w:rStyle w:val="CommentTok"/>
+        </w:rPr>
+        <w:t xml:space="preserve"># date / time helpers</w:t>
+      </w:r>
+      <w:r>
+        <w:br/>
+      </w:r>
+      <w:r>
+        <w:rPr>
+          <w:rStyle w:val="FunctionTok"/>
+        </w:rPr>
+        <w:t xml:space="preserve">library</w:t>
+      </w:r>
+      <w:r>
+        <w:rPr>
+          <w:rStyle w:val="NormalTok"/>
+        </w:rPr>
+        <w:t xml:space="preserve">(readxl)      </w:t>
+      </w:r>
+      <w:r>
+        <w:rPr>
+          <w:rStyle w:val="CommentTok"/>
+        </w:rPr>
+        <w:t xml:space="preserve"># read Excel files</w:t>
+      </w:r>
+      <w:r>
+        <w:br/>
+      </w:r>
+      <w:r>
+        <w:rPr>
+          <w:rStyle w:val="FunctionTok"/>
+        </w:rPr>
+        <w:t xml:space="preserve">library</w:t>
+      </w:r>
+      <w:r>
+        <w:rPr>
+          <w:rStyle w:val="NormalTok"/>
+        </w:rPr>
+        <w:t xml:space="preserve">(janitor)     </w:t>
+      </w:r>
+      <w:r>
+        <w:rPr>
+          <w:rStyle w:val="CommentTok"/>
+        </w:rPr>
+        <w:t xml:space="preserve"># clean_names() and tabyl()</w:t>
+      </w:r>
+      <w:r>
+        <w:br/>
+      </w:r>
+      <w:r>
+        <w:rPr>
+          <w:rStyle w:val="FunctionTok"/>
+        </w:rPr>
+        <w:t xml:space="preserve">library</w:t>
+      </w:r>
+      <w:r>
+        <w:rPr>
+          <w:rStyle w:val="NormalTok"/>
+        </w:rPr>
+        <w:t xml:space="preserve">(skimr)       </w:t>
+      </w:r>
+      <w:r>
+        <w:rPr>
+          <w:rStyle w:val="CommentTok"/>
+        </w:rPr>
+        <w:t xml:space="preserve"># skim() for quick summaries</w:t>
+      </w:r>
+    </w:p>
+    <w:p>
+      <w:r>
+        <w:pict>
+          <v:rect style="width:0;height:1.5pt" o:hralign="center" o:hrstd="t" o:hr="t"/>
+        </w:pict>
+      </w:r>
+    </w:p>
+    <w:bookmarkEnd w:id="11"/>
+    <w:bookmarkEnd w:id="12"/>
+    <w:bookmarkStart w:id="17" w:name="plotting"/>
+    <w:p>
+      <w:pPr>
+        <w:pStyle w:val="Heading1"/>
+      </w:pPr>
+      <w:r>
+        <w:t xml:space="preserve">2 · Plotting</w:t>
+      </w:r>
+    </w:p>
+    <w:bookmarkStart w:id="13" w:name="core-plotting-extensions"/>
+    <w:p>
+      <w:pPr>
+        <w:pStyle w:val="Heading3"/>
+      </w:pPr>
+      <w:r>
+        <w:t xml:space="preserve">Core plotting extensions</w:t>
+      </w:r>
+    </w:p>
+    <w:p>
+      <w:pPr>
+        <w:pStyle w:val="FirstParagraph"/>
+      </w:pPr>
+      <w:r>
+        <w:rPr>
+          <w:rStyle w:val="VerbatimChar"/>
+        </w:rPr>
+        <w:t xml:space="preserve">ggplot2</w:t>
+      </w:r>
+      <w:r>
+        <w:t xml:space="preserve"> </w:t>
+      </w:r>
+      <w:r>
+        <w:t xml:space="preserve">is already part of</w:t>
+      </w:r>
+      <w:r>
+        <w:t xml:space="preserve"> </w:t>
+      </w:r>
+      <w:r>
+        <w:rPr>
+          <w:rStyle w:val="VerbatimChar"/>
+        </w:rPr>
+        <w:t xml:space="preserve">tidyverse</w:t>
+      </w:r>
+      <w:r>
+        <w:t xml:space="preserve">. These packages add to it.</w:t>
+      </w:r>
+    </w:p>
+    <w:p>
+      <w:pPr>
+        <w:pStyle w:val="SourceCode"/>
+      </w:pPr>
+      <w:r>
+        <w:rPr>
+          <w:rStyle w:val="FunctionTok"/>
+        </w:rPr>
+        <w:t xml:space="preserve">install.packages</w:t>
+      </w:r>
+      <w:r>
+        <w:rPr>
+          <w:rStyle w:val="NormalTok"/>
+        </w:rPr>
+        <w:t xml:space="preserve">(</w:t>
+      </w:r>
+      <w:r>
+        <w:rPr>
+          <w:rStyle w:val="StringTok"/>
+        </w:rPr>
+        <w:t xml:space="preserve">"patchwork"</w:t>
+      </w:r>
+      <w:r>
+        <w:rPr>
+          <w:rStyle w:val="NormalTok"/>
+        </w:rPr>
+        <w:t xml:space="preserve">)    </w:t>
+      </w:r>
+      <w:r>
+        <w:rPr>
+          <w:rStyle w:val="CommentTok"/>
+        </w:rPr>
+        <w:t xml:space="preserve"># combine multiple ggplot panels into one figure</w:t>
+      </w:r>
+      <w:r>
+        <w:br/>
+      </w:r>
+      <w:r>
+        <w:rPr>
+          <w:rStyle w:val="FunctionTok"/>
+        </w:rPr>
+        <w:t xml:space="preserve">install.packages</w:t>
+      </w:r>
+      <w:r>
+        <w:rPr>
+          <w:rStyle w:val="NormalTok"/>
+        </w:rPr>
+        <w:t xml:space="preserve">(</w:t>
+      </w:r>
+      <w:r>
+        <w:rPr>
+          <w:rStyle w:val="StringTok"/>
+        </w:rPr>
+        <w:t xml:space="preserve">"scales"</w:t>
+      </w:r>
+      <w:r>
+        <w:rPr>
+          <w:rStyle w:val="NormalTok"/>
+        </w:rPr>
+        <w:t xml:space="preserve">)       </w:t>
+      </w:r>
+      <w:r>
+        <w:rPr>
+          <w:rStyle w:val="CommentTok"/>
+        </w:rPr>
+        <w:t xml:space="preserve"># fine-grained control of axis breaks, labels, and colours</w:t>
+      </w:r>
+      <w:r>
+        <w:br/>
+      </w:r>
+      <w:r>
+        <w:rPr>
+          <w:rStyle w:val="FunctionTok"/>
+        </w:rPr>
+        <w:t xml:space="preserve">install.packages</w:t>
+      </w:r>
+      <w:r>
+        <w:rPr>
+          <w:rStyle w:val="NormalTok"/>
+        </w:rPr>
+        <w:t xml:space="preserve">(</w:t>
+      </w:r>
+      <w:r>
+        <w:rPr>
+          <w:rStyle w:val="StringTok"/>
+        </w:rPr>
+        <w:t xml:space="preserve">"ggthemes"</w:t>
+      </w:r>
+      <w:r>
+        <w:rPr>
+          <w:rStyle w:val="NormalTok"/>
+        </w:rPr>
+        <w:t xml:space="preserve">)     </w:t>
+      </w:r>
+      <w:r>
+        <w:rPr>
+          <w:rStyle w:val="CommentTok"/>
+        </w:rPr>
+        <w:t xml:space="preserve"># extra complete themes (Economist, FiveThirtyEight, etc.)</w:t>
+      </w:r>
+      <w:r>
+        <w:br/>
+      </w:r>
+      <w:r>
+        <w:rPr>
+          <w:rStyle w:val="FunctionTok"/>
+        </w:rPr>
+        <w:t xml:space="preserve">install.packages</w:t>
+      </w:r>
+      <w:r>
+        <w:rPr>
+          <w:rStyle w:val="NormalTok"/>
+        </w:rPr>
+        <w:t xml:space="preserve">(</w:t>
+      </w:r>
+      <w:r>
+        <w:rPr>
+          <w:rStyle w:val="StringTok"/>
+        </w:rPr>
+        <w:t xml:space="preserve">"ggridges"</w:t>
+      </w:r>
+      <w:r>
+        <w:rPr>
+          <w:rStyle w:val="NormalTok"/>
+        </w:rPr>
+        <w:t xml:space="preserve">)     </w:t>
+      </w:r>
+      <w:r>
+        <w:rPr>
+          <w:rStyle w:val="CommentTok"/>
+        </w:rPr>
+        <w:t xml:space="preserve"># ridge / joy plots for overlapping distributions</w:t>
+      </w:r>
+      <w:r>
+        <w:br/>
+      </w:r>
+      <w:r>
+        <w:rPr>
+          <w:rStyle w:val="FunctionTok"/>
+        </w:rPr>
+        <w:t xml:space="preserve">install.packages</w:t>
+      </w:r>
+      <w:r>
+        <w:rPr>
+          <w:rStyle w:val="NormalTok"/>
+        </w:rPr>
+        <w:t xml:space="preserve">(</w:t>
+      </w:r>
+      <w:r>
+        <w:rPr>
+          <w:rStyle w:val="StringTok"/>
+        </w:rPr>
+        <w:t xml:space="preserve">"ggpubr"</w:t>
+      </w:r>
+      <w:r>
+        <w:rPr>
+          <w:rStyle w:val="NormalTok"/>
+        </w:rPr>
+        <w:t xml:space="preserve">)       </w:t>
+      </w:r>
+      <w:r>
+        <w:rPr>
+          <w:rStyle w:val="CommentTok"/>
+        </w:rPr>
+        <w:t xml:space="preserve"># publication-ready figures; add p-value brackets to plots</w:t>
+      </w:r>
+    </w:p>
+    <w:bookmarkEnd w:id="13"/>
+    <w:bookmarkStart w:id="14" w:name="colour-and-style"/>
+    <w:p>
+      <w:pPr>
+        <w:pStyle w:val="Heading3"/>
+      </w:pPr>
+      <w:r>
+        <w:t xml:space="preserve">Colour and style</w:t>
+      </w:r>
+    </w:p>
+    <w:p>
+      <w:pPr>
+        <w:pStyle w:val="SourceCode"/>
+      </w:pPr>
+      <w:r>
+        <w:rPr>
+          <w:rStyle w:val="FunctionTok"/>
+        </w:rPr>
+        <w:t xml:space="preserve">install.packages</w:t>
+      </w:r>
+      <w:r>
+        <w:rPr>
+          <w:rStyle w:val="NormalTok"/>
+        </w:rPr>
+        <w:t xml:space="preserve">(</w:t>
+      </w:r>
+      <w:r>
+        <w:rPr>
+          <w:rStyle w:val="StringTok"/>
+        </w:rPr>
+        <w:t xml:space="preserve">"viridis"</w:t>
+      </w:r>
+      <w:r>
+        <w:rPr>
+          <w:rStyle w:val="NormalTok"/>
+        </w:rPr>
+        <w:t xml:space="preserve">)      </w:t>
+      </w:r>
+      <w:r>
+        <w:rPr>
+          <w:rStyle w:val="CommentTok"/>
+        </w:rPr>
+        <w:t xml:space="preserve"># perceptually uniform, colour-blind-safe palettes</w:t>
+      </w:r>
+      <w:r>
+        <w:br/>
+      </w:r>
+      <w:r>
+        <w:rPr>
+          <w:rStyle w:val="FunctionTok"/>
+        </w:rPr>
+        <w:t xml:space="preserve">install.packages</w:t>
+      </w:r>
+      <w:r>
+        <w:rPr>
+          <w:rStyle w:val="NormalTok"/>
+        </w:rPr>
+        <w:t xml:space="preserve">(</w:t>
+      </w:r>
+      <w:r>
+        <w:rPr>
+          <w:rStyle w:val="StringTok"/>
+        </w:rPr>
+        <w:t xml:space="preserve">"ggtext"</w:t>
+      </w:r>
+      <w:r>
+        <w:rPr>
+          <w:rStyle w:val="NormalTok"/>
+        </w:rPr>
+        <w:t xml:space="preserve">)       </w:t>
+      </w:r>
+      <w:r>
+        <w:rPr>
+          <w:rStyle w:val="CommentTok"/>
+        </w:rPr>
+        <w:t xml:space="preserve"># render markdown / HTML inside plot text and labels</w:t>
+      </w:r>
+      <w:r>
+        <w:br/>
+      </w:r>
+      <w:r>
+        <w:rPr>
+          <w:rStyle w:val="FunctionTok"/>
+        </w:rPr>
+        <w:t xml:space="preserve">install.packages</w:t>
+      </w:r>
+      <w:r>
+        <w:rPr>
+          <w:rStyle w:val="NormalTok"/>
+        </w:rPr>
+        <w:t xml:space="preserve">(</w:t>
+      </w:r>
+      <w:r>
+        <w:rPr>
+          <w:rStyle w:val="StringTok"/>
+        </w:rPr>
+        <w:t xml:space="preserve">"showtext"</w:t>
+      </w:r>
+      <w:r>
+        <w:rPr>
+          <w:rStyle w:val="NormalTok"/>
+        </w:rPr>
+        <w:t xml:space="preserve">)     </w:t>
+      </w:r>
+      <w:r>
+        <w:rPr>
+          <w:rStyle w:val="CommentTok"/>
+        </w:rPr>
+        <w:t xml:space="preserve"># use Google Fonts and custom fonts in ggplot</w:t>
+      </w:r>
+      <w:r>
+        <w:br/>
+      </w:r>
+      <w:r>
+        <w:rPr>
+          <w:rStyle w:val="FunctionTok"/>
+        </w:rPr>
+        <w:t xml:space="preserve">install.packages</w:t>
+      </w:r>
+      <w:r>
+        <w:rPr>
+          <w:rStyle w:val="NormalTok"/>
+        </w:rPr>
+        <w:t xml:space="preserve">(</w:t>
+      </w:r>
+      <w:r>
+        <w:rPr>
+          <w:rStyle w:val="StringTok"/>
+        </w:rPr>
+        <w:t xml:space="preserve">"ragg"</w:t>
+      </w:r>
+      <w:r>
+        <w:rPr>
+          <w:rStyle w:val="NormalTok"/>
+        </w:rPr>
+        <w:t xml:space="preserve">)         </w:t>
+      </w:r>
+      <w:r>
+        <w:rPr>
+          <w:rStyle w:val="CommentTok"/>
+        </w:rPr>
+        <w:t xml:space="preserve"># fast, high-quality PNG/TIFF rendering device</w:t>
+      </w:r>
+    </w:p>
+    <w:bookmarkEnd w:id="14"/>
+    <w:bookmarkStart w:id="15" w:name="interactive-and-animated-plots"/>
+    <w:p>
+      <w:pPr>
+        <w:pStyle w:val="Heading3"/>
+      </w:pPr>
+      <w:r>
+        <w:t xml:space="preserve">Interactive and animated plots</w:t>
+      </w:r>
+    </w:p>
+    <w:p>
+      <w:pPr>
+        <w:pStyle w:val="SourceCode"/>
+      </w:pPr>
+      <w:r>
+        <w:rPr>
+          <w:rStyle w:val="FunctionTok"/>
+        </w:rPr>
+        <w:t xml:space="preserve">install.packages</w:t>
+      </w:r>
+      <w:r>
+        <w:rPr>
+          <w:rStyle w:val="NormalTok"/>
+        </w:rPr>
+        <w:t xml:space="preserve">(</w:t>
+      </w:r>
+      <w:r>
+        <w:rPr>
+          <w:rStyle w:val="StringTok"/>
+        </w:rPr>
+        <w:t xml:space="preserve">"plotly"</w:t>
+      </w:r>
+      <w:r>
+        <w:rPr>
+          <w:rStyle w:val="NormalTok"/>
+        </w:rPr>
+        <w:t xml:space="preserve">)       </w:t>
+      </w:r>
+      <w:r>
+        <w:rPr>
+          <w:rStyle w:val="CommentTok"/>
+        </w:rPr>
+        <w:t xml:space="preserve"># turn any ggplot into an interactive HTML figure</w:t>
+      </w:r>
+      <w:r>
+        <w:br/>
+      </w:r>
+      <w:r>
+        <w:rPr>
+          <w:rStyle w:val="FunctionTok"/>
+        </w:rPr>
+        <w:t xml:space="preserve">install.packages</w:t>
+      </w:r>
+      <w:r>
+        <w:rPr>
+          <w:rStyle w:val="NormalTok"/>
+        </w:rPr>
+        <w:t xml:space="preserve">(</w:t>
+      </w:r>
+      <w:r>
+        <w:rPr>
+          <w:rStyle w:val="StringTok"/>
+        </w:rPr>
+        <w:t xml:space="preserve">"ggiraph"</w:t>
+      </w:r>
+      <w:r>
+        <w:rPr>
+          <w:rStyle w:val="NormalTok"/>
+        </w:rPr>
+        <w:t xml:space="preserve">)      </w:t>
+      </w:r>
+      <w:r>
+        <w:rPr>
+          <w:rStyle w:val="CommentTok"/>
+        </w:rPr>
+        <w:t xml:space="preserve"># add tooltips and click interactions to ggplot geoms</w:t>
+      </w:r>
+      <w:r>
+        <w:br/>
+      </w:r>
+      <w:r>
+        <w:rPr>
+          <w:rStyle w:val="FunctionTok"/>
+        </w:rPr>
+        <w:t xml:space="preserve">install.packages</w:t>
+      </w:r>
+      <w:r>
+        <w:rPr>
+          <w:rStyle w:val="NormalTok"/>
+        </w:rPr>
+        <w:t xml:space="preserve">(</w:t>
+      </w:r>
+      <w:r>
+        <w:rPr>
+          <w:rStyle w:val="StringTok"/>
+        </w:rPr>
+        <w:t xml:space="preserve">"gganimate"</w:t>
+      </w:r>
+      <w:r>
+        <w:rPr>
+          <w:rStyle w:val="NormalTok"/>
+        </w:rPr>
+        <w:t xml:space="preserve">)    </w:t>
+      </w:r>
+      <w:r>
+        <w:rPr>
+          <w:rStyle w:val="CommentTok"/>
+        </w:rPr>
+        <w:t xml:space="preserve"># animate ggplots (requires gifski or av for output)</w:t>
+      </w:r>
+      <w:r>
+        <w:br/>
+      </w:r>
+      <w:r>
+        <w:rPr>
+          <w:rStyle w:val="FunctionTok"/>
+        </w:rPr>
+        <w:t xml:space="preserve">install.packages</w:t>
+      </w:r>
+      <w:r>
+        <w:rPr>
+          <w:rStyle w:val="NormalTok"/>
+        </w:rPr>
+        <w:t xml:space="preserve">(</w:t>
+      </w:r>
+      <w:r>
+        <w:rPr>
+          <w:rStyle w:val="StringTok"/>
+        </w:rPr>
+        <w:t xml:space="preserve">"gifski"</w:t>
+      </w:r>
+      <w:r>
+        <w:rPr>
+          <w:rStyle w:val="NormalTok"/>
+        </w:rPr>
+        <w:t xml:space="preserve">)       </w:t>
+      </w:r>
+      <w:r>
+        <w:rPr>
+          <w:rStyle w:val="CommentTok"/>
+        </w:rPr>
+        <w:t xml:space="preserve"># render gganimate output as GIF</w:t>
+      </w:r>
+      <w:r>
+        <w:br/>
+      </w:r>
+      <w:r>
+        <w:rPr>
+          <w:rStyle w:val="FunctionTok"/>
+        </w:rPr>
+        <w:t xml:space="preserve">install.packages</w:t>
+      </w:r>
+      <w:r>
+        <w:rPr>
+          <w:rStyle w:val="NormalTok"/>
+        </w:rPr>
+        <w:t xml:space="preserve">(</w:t>
+      </w:r>
+      <w:r>
+        <w:rPr>
+          <w:rStyle w:val="StringTok"/>
+        </w:rPr>
+        <w:t xml:space="preserve">"av"</w:t>
+      </w:r>
+      <w:r>
+        <w:rPr>
+          <w:rStyle w:val="NormalTok"/>
+        </w:rPr>
+        <w:t xml:space="preserve">)           </w:t>
+      </w:r>
+      <w:r>
+        <w:rPr>
+          <w:rStyle w:val="CommentTok"/>
+        </w:rPr>
+        <w:t xml:space="preserve"># render gganimate output as MP4 video</w:t>
+      </w:r>
+    </w:p>
+    <w:bookmarkEnd w:id="15"/>
+    <w:bookmarkStart w:id="16" w:name="saving-and-previewing"/>
+    <w:p>
+      <w:pPr>
+        <w:pStyle w:val="Heading3"/>
+      </w:pPr>
+      <w:r>
+        <w:t xml:space="preserve">Saving and previewing</w:t>
+      </w:r>
+    </w:p>
+    <w:p>
+      <w:pPr>
+        <w:pStyle w:val="SourceCode"/>
+      </w:pPr>
+      <w:r>
+        <w:rPr>
+          <w:rStyle w:val="FunctionTok"/>
+        </w:rPr>
+        <w:t xml:space="preserve">install.packages</w:t>
+      </w:r>
+      <w:r>
+        <w:rPr>
+          <w:rStyle w:val="NormalTok"/>
+        </w:rPr>
+        <w:t xml:space="preserve">(</w:t>
+      </w:r>
+      <w:r>
+        <w:rPr>
+          <w:rStyle w:val="StringTok"/>
+        </w:rPr>
+        <w:t xml:space="preserve">"ggview"</w:t>
+      </w:r>
+      <w:r>
+        <w:rPr>
+          <w:rStyle w:val="NormalTok"/>
+        </w:rPr>
+        <w:t xml:space="preserve">)       </w:t>
+      </w:r>
+      <w:r>
+        <w:rPr>
+          <w:rStyle w:val="CommentTok"/>
+        </w:rPr>
+        <w:t xml:space="preserve"># preview a plot at exact export dimensions before saving</w:t>
+      </w:r>
+    </w:p>
+    <w:p>
+      <w:r>
+        <w:pict>
+          <v:rect style="width:0;height:1.5pt" o:hralign="center" o:hrstd="t" o:hr="t"/>
+        </w:pict>
+      </w:r>
+    </w:p>
+    <w:bookmarkEnd w:id="16"/>
+    <w:bookmarkEnd w:id="17"/>
+    <w:bookmarkStart w:id="18" w:name="tables"/>
+    <w:p>
+      <w:pPr>
+        <w:pStyle w:val="Heading1"/>
+      </w:pPr>
+      <w:r>
+        <w:t xml:space="preserve">3 · Tables</w:t>
+      </w:r>
+    </w:p>
+    <w:p>
+      <w:pPr>
+        <w:pStyle w:val="FirstParagraph"/>
+      </w:pPr>
+      <w:r>
+        <w:t xml:space="preserve">For getting results out of R and into Word documents or HTML pages.</w:t>
+      </w:r>
+    </w:p>
+    <w:p>
+      <w:pPr>
+        <w:pStyle w:val="SourceCode"/>
+      </w:pPr>
+      <w:r>
+        <w:rPr>
+          <w:rStyle w:val="FunctionTok"/>
+        </w:rPr>
+        <w:t xml:space="preserve">install.packages</w:t>
+      </w:r>
+      <w:r>
+        <w:rPr>
+          <w:rStyle w:val="NormalTok"/>
+        </w:rPr>
+        <w:t xml:space="preserve">(</w:t>
+      </w:r>
+      <w:r>
+        <w:rPr>
+          <w:rStyle w:val="StringTok"/>
+        </w:rPr>
+        <w:t xml:space="preserve">"flextable"</w:t>
+      </w:r>
+      <w:r>
+        <w:rPr>
+          <w:rStyle w:val="NormalTok"/>
+        </w:rPr>
+        <w:t xml:space="preserve">)    </w:t>
+      </w:r>
+      <w:r>
+        <w:rPr>
+          <w:rStyle w:val="CommentTok"/>
+        </w:rPr>
+        <w:t xml:space="preserve"># publication tables that export cleanly to Word and PowerPoint</w:t>
+      </w:r>
+      <w:r>
+        <w:br/>
+      </w:r>
+      <w:r>
+        <w:rPr>
+          <w:rStyle w:val="FunctionTok"/>
+        </w:rPr>
+        <w:t xml:space="preserve">install.packages</w:t>
+      </w:r>
+      <w:r>
+        <w:rPr>
+          <w:rStyle w:val="NormalTok"/>
+        </w:rPr>
+        <w:t xml:space="preserve">(</w:t>
+      </w:r>
+      <w:r>
+        <w:rPr>
+          <w:rStyle w:val="StringTok"/>
+        </w:rPr>
+        <w:t xml:space="preserve">"gt"</w:t>
+      </w:r>
+      <w:r>
+        <w:rPr>
+          <w:rStyle w:val="NormalTok"/>
+        </w:rPr>
+        <w:t xml:space="preserve">)           </w:t>
+      </w:r>
+      <w:r>
+        <w:rPr>
+          <w:rStyle w:val="CommentTok"/>
+        </w:rPr>
+        <w:t xml:space="preserve"># grammar-of-tables: highly customisable HTML/PDF tables</w:t>
+      </w:r>
+      <w:r>
+        <w:br/>
+      </w:r>
+      <w:r>
+        <w:rPr>
+          <w:rStyle w:val="FunctionTok"/>
+        </w:rPr>
+        <w:t xml:space="preserve">install.packages</w:t>
+      </w:r>
+      <w:r>
+        <w:rPr>
+          <w:rStyle w:val="NormalTok"/>
+        </w:rPr>
+        <w:t xml:space="preserve">(</w:t>
+      </w:r>
+      <w:r>
+        <w:rPr>
+          <w:rStyle w:val="StringTok"/>
+        </w:rPr>
+        <w:t xml:space="preserve">"knitr"</w:t>
+      </w:r>
+      <w:r>
+        <w:rPr>
+          <w:rStyle w:val="NormalTok"/>
+        </w:rPr>
+        <w:t xml:space="preserve">)        </w:t>
+      </w:r>
+      <w:r>
+        <w:rPr>
+          <w:rStyle w:val="CommentTok"/>
+        </w:rPr>
+        <w:t xml:space="preserve"># kable() for simple tables inside Quarto documents</w:t>
+      </w:r>
+      <w:r>
+        <w:br/>
+      </w:r>
+      <w:r>
+        <w:rPr>
+          <w:rStyle w:val="FunctionTok"/>
+        </w:rPr>
+        <w:t xml:space="preserve">install.packages</w:t>
+      </w:r>
+      <w:r>
+        <w:rPr>
+          <w:rStyle w:val="NormalTok"/>
+        </w:rPr>
+        <w:t xml:space="preserve">(</w:t>
+      </w:r>
+      <w:r>
+        <w:rPr>
+          <w:rStyle w:val="StringTok"/>
+        </w:rPr>
+        <w:t xml:space="preserve">"kableExtra"</w:t>
+      </w:r>
+      <w:r>
+        <w:rPr>
+          <w:rStyle w:val="NormalTok"/>
+        </w:rPr>
+        <w:t xml:space="preserve">)   </w:t>
+      </w:r>
+      <w:r>
+        <w:rPr>
+          <w:rStyle w:val="CommentTok"/>
+        </w:rPr>
+        <w:t xml:space="preserve"># extend kable() with styling, spanning headers, and more</w:t>
+      </w:r>
+      <w:r>
+        <w:br/>
+      </w:r>
+      <w:r>
+        <w:rPr>
+          <w:rStyle w:val="FunctionTok"/>
+        </w:rPr>
+        <w:t xml:space="preserve">install.packages</w:t>
+      </w:r>
+      <w:r>
+        <w:rPr>
+          <w:rStyle w:val="NormalTok"/>
+        </w:rPr>
+        <w:t xml:space="preserve">(</w:t>
+      </w:r>
+      <w:r>
+        <w:rPr>
+          <w:rStyle w:val="StringTok"/>
+        </w:rPr>
+        <w:t xml:space="preserve">"tinytable"</w:t>
+      </w:r>
+      <w:r>
+        <w:rPr>
+          <w:rStyle w:val="NormalTok"/>
+        </w:rPr>
+        <w:t xml:space="preserve">)    </w:t>
+      </w:r>
+      <w:r>
+        <w:rPr>
+          <w:rStyle w:val="CommentTok"/>
+        </w:rPr>
+        <w:t xml:space="preserve"># minimal, fast tables designed for Quarto</w:t>
+      </w:r>
+      <w:r>
+        <w:br/>
+      </w:r>
+      <w:r>
+        <w:rPr>
+          <w:rStyle w:val="FunctionTok"/>
+        </w:rPr>
+        <w:t xml:space="preserve">install.packages</w:t>
+      </w:r>
+      <w:r>
+        <w:rPr>
+          <w:rStyle w:val="NormalTok"/>
+        </w:rPr>
+        <w:t xml:space="preserve">(</w:t>
+      </w:r>
+      <w:r>
+        <w:rPr>
+          <w:rStyle w:val="StringTok"/>
+        </w:rPr>
+        <w:t xml:space="preserve">"huxtable"</w:t>
+      </w:r>
+      <w:r>
+        <w:rPr>
+          <w:rStyle w:val="NormalTok"/>
+        </w:rPr>
+        <w:t xml:space="preserve">)     </w:t>
+      </w:r>
+      <w:r>
+        <w:rPr>
+          <w:rStyle w:val="CommentTok"/>
+        </w:rPr>
+        <w:t xml:space="preserve"># tables that export to Word, LaTeX, and HTML</w:t>
+      </w:r>
+      <w:r>
+        <w:br/>
+      </w:r>
+      <w:r>
+        <w:rPr>
+          <w:rStyle w:val="FunctionTok"/>
+        </w:rPr>
+        <w:t xml:space="preserve">install.packages</w:t>
+      </w:r>
+      <w:r>
+        <w:rPr>
+          <w:rStyle w:val="NormalTok"/>
+        </w:rPr>
+        <w:t xml:space="preserve">(</w:t>
+      </w:r>
+      <w:r>
+        <w:rPr>
+          <w:rStyle w:val="StringTok"/>
+        </w:rPr>
+        <w:t xml:space="preserve">"officer"</w:t>
+      </w:r>
+      <w:r>
+        <w:rPr>
+          <w:rStyle w:val="NormalTok"/>
+        </w:rPr>
+        <w:t xml:space="preserve">)      </w:t>
+      </w:r>
+      <w:r>
+        <w:rPr>
+          <w:rStyle w:val="CommentTok"/>
+        </w:rPr>
+        <w:t xml:space="preserve"># read and write Word and PowerPoint files from R</w:t>
+      </w:r>
+      <w:r>
+        <w:br/>
+      </w:r>
+      <w:r>
+        <w:rPr>
+          <w:rStyle w:val="FunctionTok"/>
+        </w:rPr>
+        <w:t xml:space="preserve">install.packages</w:t>
+      </w:r>
+      <w:r>
+        <w:rPr>
+          <w:rStyle w:val="NormalTok"/>
+        </w:rPr>
+        <w:t xml:space="preserve">(</w:t>
+      </w:r>
+      <w:r>
+        <w:rPr>
+          <w:rStyle w:val="StringTok"/>
+        </w:rPr>
+        <w:t xml:space="preserve">"webshot2"</w:t>
+      </w:r>
+      <w:r>
+        <w:rPr>
+          <w:rStyle w:val="NormalTok"/>
+        </w:rPr>
+        <w:t xml:space="preserve">)     </w:t>
+      </w:r>
+      <w:r>
+        <w:rPr>
+          <w:rStyle w:val="CommentTok"/>
+        </w:rPr>
+        <w:t xml:space="preserve"># screenshot HTML widgets to PNG (required by some table packages)</w:t>
+      </w:r>
+      <w:r>
+        <w:br/>
+      </w:r>
+      <w:r>
+        <w:rPr>
+          <w:rStyle w:val="FunctionTok"/>
+        </w:rPr>
+        <w:t xml:space="preserve">install.packages</w:t>
+      </w:r>
+      <w:r>
+        <w:rPr>
+          <w:rStyle w:val="NormalTok"/>
+        </w:rPr>
+        <w:t xml:space="preserve">(</w:t>
+      </w:r>
+      <w:r>
+        <w:rPr>
+          <w:rStyle w:val="StringTok"/>
+        </w:rPr>
+        <w:t xml:space="preserve">"pandoc"</w:t>
+      </w:r>
+      <w:r>
+        <w:rPr>
+          <w:rStyle w:val="NormalTok"/>
+        </w:rPr>
+        <w:t xml:space="preserve">)       </w:t>
+      </w:r>
+      <w:r>
+        <w:rPr>
+          <w:rStyle w:val="CommentTok"/>
+        </w:rPr>
+        <w:t xml:space="preserve"># R interface to the pandoc document converter</w:t>
+      </w:r>
+    </w:p>
+    <w:p>
+      <w:r>
+        <w:pict>
+          <v:rect style="width:0;height:1.5pt" o:hralign="center" o:hrstd="t" o:hr="t"/>
+        </w:pict>
+      </w:r>
+    </w:p>
+    <w:bookmarkEnd w:id="18"/>
+    <w:bookmarkStart w:id="19" w:name="data-import-and-export"/>
+    <w:p>
+      <w:pPr>
+        <w:pStyle w:val="Heading1"/>
+      </w:pPr>
+      <w:r>
+        <w:t xml:space="preserve">4 · Data Import and Export</w:t>
+      </w:r>
+    </w:p>
+    <w:p>
+      <w:pPr>
+        <w:pStyle w:val="SourceCode"/>
+      </w:pPr>
+      <w:r>
+        <w:rPr>
+          <w:rStyle w:val="FunctionTok"/>
+        </w:rPr>
+        <w:t xml:space="preserve">install.packages</w:t>
+      </w:r>
+      <w:r>
+        <w:rPr>
+          <w:rStyle w:val="NormalTok"/>
+        </w:rPr>
+        <w:t xml:space="preserve">(</w:t>
+      </w:r>
+      <w:r>
+        <w:rPr>
+          <w:rStyle w:val="StringTok"/>
+        </w:rPr>
+        <w:t xml:space="preserve">"readxl"</w:t>
+      </w:r>
+      <w:r>
+        <w:rPr>
+          <w:rStyle w:val="NormalTok"/>
+        </w:rPr>
+        <w:t xml:space="preserve">)       </w:t>
+      </w:r>
+      <w:r>
+        <w:rPr>
+          <w:rStyle w:val="CommentTok"/>
+        </w:rPr>
+        <w:t xml:space="preserve"># (already in Core — listed again for reference)</w:t>
+      </w:r>
+      <w:r>
+        <w:br/>
+      </w:r>
+      <w:r>
+        <w:rPr>
+          <w:rStyle w:val="FunctionTok"/>
+        </w:rPr>
+        <w:t xml:space="preserve">install.packages</w:t>
+      </w:r>
+      <w:r>
+        <w:rPr>
+          <w:rStyle w:val="NormalTok"/>
+        </w:rPr>
+        <w:t xml:space="preserve">(</w:t>
+      </w:r>
+      <w:r>
+        <w:rPr>
+          <w:rStyle w:val="StringTok"/>
+        </w:rPr>
+        <w:t xml:space="preserve">"writexl"</w:t>
+      </w:r>
+      <w:r>
+        <w:rPr>
+          <w:rStyle w:val="NormalTok"/>
+        </w:rPr>
+        <w:t xml:space="preserve">)      </w:t>
+      </w:r>
+      <w:r>
+        <w:rPr>
+          <w:rStyle w:val="CommentTok"/>
+        </w:rPr>
+        <w:t xml:space="preserve"># write to Excel without Java or other dependencies</w:t>
+      </w:r>
+      <w:r>
+        <w:br/>
+      </w:r>
+      <w:r>
+        <w:rPr>
+          <w:rStyle w:val="FunctionTok"/>
+        </w:rPr>
+        <w:t xml:space="preserve">install.packages</w:t>
+      </w:r>
+      <w:r>
+        <w:rPr>
+          <w:rStyle w:val="NormalTok"/>
+        </w:rPr>
+        <w:t xml:space="preserve">(</w:t>
+      </w:r>
+      <w:r>
+        <w:rPr>
+          <w:rStyle w:val="StringTok"/>
+        </w:rPr>
+        <w:t xml:space="preserve">"arrow"</w:t>
+      </w:r>
+      <w:r>
+        <w:rPr>
+          <w:rStyle w:val="NormalTok"/>
+        </w:rPr>
+        <w:t xml:space="preserve">)        </w:t>
+      </w:r>
+      <w:r>
+        <w:rPr>
+          <w:rStyle w:val="CommentTok"/>
+        </w:rPr>
+        <w:t xml:space="preserve"># read/write Parquet and Feather files; very fast large data</w:t>
+      </w:r>
+      <w:r>
+        <w:br/>
+      </w:r>
+      <w:r>
+        <w:rPr>
+          <w:rStyle w:val="FunctionTok"/>
+        </w:rPr>
+        <w:t xml:space="preserve">install.packages</w:t>
+      </w:r>
+      <w:r>
+        <w:rPr>
+          <w:rStyle w:val="NormalTok"/>
+        </w:rPr>
+        <w:t xml:space="preserve">(</w:t>
+      </w:r>
+      <w:r>
+        <w:rPr>
+          <w:rStyle w:val="StringTok"/>
+        </w:rPr>
+        <w:t xml:space="preserve">"duckdb"</w:t>
+      </w:r>
+      <w:r>
+        <w:rPr>
+          <w:rStyle w:val="NormalTok"/>
+        </w:rPr>
+        <w:t xml:space="preserve">)       </w:t>
+      </w:r>
+      <w:r>
+        <w:rPr>
+          <w:rStyle w:val="CommentTok"/>
+        </w:rPr>
+        <w:t xml:space="preserve"># run SQL queries on data frames and Parquet files directly in R</w:t>
+      </w:r>
+    </w:p>
+    <w:p>
+      <w:r>
+        <w:pict>
+          <v:rect style="width:0;height:1.5pt" o:hralign="center" o:hrstd="t" o:hr="t"/>
+        </w:pict>
+      </w:r>
+    </w:p>
+    <w:bookmarkEnd w:id="19"/>
+    <w:bookmarkStart w:id="20" w:name="descriptive-statistics"/>
+    <w:p>
+      <w:pPr>
+        <w:pStyle w:val="Heading1"/>
+      </w:pPr>
+      <w:r>
+        <w:t xml:space="preserve">5 · Descriptive Statistics</w:t>
+      </w:r>
+    </w:p>
+    <w:p>
+      <w:pPr>
+        <w:pStyle w:val="FirstParagraph"/>
+      </w:pPr>
+      <w:r>
+        <w:t xml:space="preserve">First steps when you have data in hand.</w:t>
+      </w:r>
+    </w:p>
+    <w:p>
+      <w:pPr>
+        <w:pStyle w:val="SourceCode"/>
+      </w:pPr>
+      <w:r>
+        <w:rPr>
+          <w:rStyle w:val="FunctionTok"/>
+        </w:rPr>
+        <w:t xml:space="preserve">install.packages</w:t>
+      </w:r>
+      <w:r>
+        <w:rPr>
+          <w:rStyle w:val="NormalTok"/>
+        </w:rPr>
+        <w:t xml:space="preserve">(</w:t>
+      </w:r>
+      <w:r>
+        <w:rPr>
+          <w:rStyle w:val="StringTok"/>
+        </w:rPr>
+        <w:t xml:space="preserve">"skimr"</w:t>
+      </w:r>
+      <w:r>
+        <w:rPr>
+          <w:rStyle w:val="NormalTok"/>
+        </w:rPr>
+        <w:t xml:space="preserve">)        </w:t>
+      </w:r>
+      <w:r>
+        <w:rPr>
+          <w:rStyle w:val="CommentTok"/>
+        </w:rPr>
+        <w:t xml:space="preserve"># (already in Core) skim() gives a fast distributional overview</w:t>
+      </w:r>
+      <w:r>
+        <w:br/>
+      </w:r>
+      <w:r>
+        <w:rPr>
+          <w:rStyle w:val="FunctionTok"/>
+        </w:rPr>
+        <w:t xml:space="preserve">install.packages</w:t>
+      </w:r>
+      <w:r>
+        <w:rPr>
+          <w:rStyle w:val="NormalTok"/>
+        </w:rPr>
+        <w:t xml:space="preserve">(</w:t>
+      </w:r>
+      <w:r>
+        <w:rPr>
+          <w:rStyle w:val="StringTok"/>
+        </w:rPr>
+        <w:t xml:space="preserve">"psych"</w:t>
+      </w:r>
+      <w:r>
+        <w:rPr>
+          <w:rStyle w:val="NormalTok"/>
+        </w:rPr>
+        <w:t xml:space="preserve">)        </w:t>
+      </w:r>
+      <w:r>
+        <w:rPr>
+          <w:rStyle w:val="CommentTok"/>
+        </w:rPr>
+        <w:t xml:space="preserve"># describe(), pairs.panels(), alpha() for scale reliability</w:t>
+      </w:r>
+      <w:r>
+        <w:br/>
+      </w:r>
+      <w:r>
+        <w:rPr>
+          <w:rStyle w:val="FunctionTok"/>
+        </w:rPr>
+        <w:t xml:space="preserve">install.packages</w:t>
+      </w:r>
+      <w:r>
+        <w:rPr>
+          <w:rStyle w:val="NormalTok"/>
+        </w:rPr>
+        <w:t xml:space="preserve">(</w:t>
+      </w:r>
+      <w:r>
+        <w:rPr>
+          <w:rStyle w:val="StringTok"/>
+        </w:rPr>
+        <w:t xml:space="preserve">"Hmisc"</w:t>
+      </w:r>
+      <w:r>
+        <w:rPr>
+          <w:rStyle w:val="NormalTok"/>
+        </w:rPr>
+        <w:t xml:space="preserve">)        </w:t>
+      </w:r>
+      <w:r>
+        <w:rPr>
+          <w:rStyle w:val="CommentTok"/>
+        </w:rPr>
+        <w:t xml:space="preserve"># rcorr(), and a large collection of utility functions</w:t>
+      </w:r>
+      <w:r>
+        <w:br/>
+      </w:r>
+      <w:r>
+        <w:rPr>
+          <w:rStyle w:val="FunctionTok"/>
+        </w:rPr>
+        <w:t xml:space="preserve">install.packages</w:t>
+      </w:r>
+      <w:r>
+        <w:rPr>
+          <w:rStyle w:val="NormalTok"/>
+        </w:rPr>
+        <w:t xml:space="preserve">(</w:t>
+      </w:r>
+      <w:r>
+        <w:rPr>
+          <w:rStyle w:val="StringTok"/>
+        </w:rPr>
+        <w:t xml:space="preserve">"moments"</w:t>
+      </w:r>
+      <w:r>
+        <w:rPr>
+          <w:rStyle w:val="NormalTok"/>
+        </w:rPr>
+        <w:t xml:space="preserve">)      </w:t>
+      </w:r>
+      <w:r>
+        <w:rPr>
+          <w:rStyle w:val="CommentTok"/>
+        </w:rPr>
+        <w:t xml:space="preserve"># skewness() and kurtosis()</w:t>
+      </w:r>
+      <w:r>
+        <w:br/>
+      </w:r>
+      <w:r>
+        <w:rPr>
+          <w:rStyle w:val="FunctionTok"/>
+        </w:rPr>
+        <w:t xml:space="preserve">install.packages</w:t>
+      </w:r>
+      <w:r>
+        <w:rPr>
+          <w:rStyle w:val="NormalTok"/>
+        </w:rPr>
+        <w:t xml:space="preserve">(</w:t>
+      </w:r>
+      <w:r>
+        <w:rPr>
+          <w:rStyle w:val="StringTok"/>
+        </w:rPr>
+        <w:t xml:space="preserve">"FSA"</w:t>
+      </w:r>
+      <w:r>
+        <w:rPr>
+          <w:rStyle w:val="NormalTok"/>
+        </w:rPr>
+        <w:t xml:space="preserve">)          </w:t>
+      </w:r>
+      <w:r>
+        <w:rPr>
+          <w:rStyle w:val="CommentTok"/>
+        </w:rPr>
+        <w:t xml:space="preserve"># Dunn test, length-frequency analysis, age-bias plots</w:t>
+      </w:r>
+    </w:p>
+    <w:p>
+      <w:r>
+        <w:pict>
+          <v:rect style="width:0;height:1.5pt" o:hralign="center" o:hrstd="t" o:hr="t"/>
+        </w:pict>
+      </w:r>
+    </w:p>
+    <w:bookmarkEnd w:id="20"/>
+    <w:bookmarkStart w:id="22" w:name="statistical-tests"/>
+    <w:p>
+      <w:pPr>
+        <w:pStyle w:val="Heading1"/>
+      </w:pPr>
+      <w:r>
+        <w:t xml:space="preserve">6 · Statistical Tests</w:t>
+      </w:r>
+    </w:p>
+    <w:bookmarkStart w:id="21" w:name="general-tests"/>
+    <w:p>
+      <w:pPr>
+        <w:pStyle w:val="Heading3"/>
+      </w:pPr>
+      <w:r>
+        <w:t xml:space="preserve">General tests</w:t>
+      </w:r>
+    </w:p>
+    <w:p>
+      <w:pPr>
+        <w:pStyle w:val="SourceCode"/>
+      </w:pPr>
+      <w:r>
+        <w:rPr>
+          <w:rStyle w:val="FunctionTok"/>
+        </w:rPr>
+        <w:t xml:space="preserve">install.packages</w:t>
+      </w:r>
+      <w:r>
+        <w:rPr>
+          <w:rStyle w:val="NormalTok"/>
+        </w:rPr>
+        <w:t xml:space="preserve">(</w:t>
+      </w:r>
+      <w:r>
+        <w:rPr>
+          <w:rStyle w:val="StringTok"/>
+        </w:rPr>
+        <w:t xml:space="preserve">"car"</w:t>
+      </w:r>
+      <w:r>
+        <w:rPr>
+          <w:rStyle w:val="NormalTok"/>
+        </w:rPr>
+        <w:t xml:space="preserve">)          </w:t>
+      </w:r>
+      <w:r>
+        <w:rPr>
+          <w:rStyle w:val="CommentTok"/>
+        </w:rPr>
+        <w:t xml:space="preserve"># Anova() with Type II/III SS; leveneTest(); vif()</w:t>
+      </w:r>
+      <w:r>
+        <w:br/>
+      </w:r>
+      <w:r>
+        <w:rPr>
+          <w:rStyle w:val="FunctionTok"/>
+        </w:rPr>
+        <w:t xml:space="preserve">install.packages</w:t>
+      </w:r>
+      <w:r>
+        <w:rPr>
+          <w:rStyle w:val="NormalTok"/>
+        </w:rPr>
+        <w:t xml:space="preserve">(</w:t>
+      </w:r>
+      <w:r>
+        <w:rPr>
+          <w:rStyle w:val="StringTok"/>
+        </w:rPr>
+        <w:t xml:space="preserve">"broom"</w:t>
+      </w:r>
+      <w:r>
+        <w:rPr>
+          <w:rStyle w:val="NormalTok"/>
+        </w:rPr>
+        <w:t xml:space="preserve">)        </w:t>
+      </w:r>
+      <w:r>
+        <w:rPr>
+          <w:rStyle w:val="CommentTok"/>
+        </w:rPr>
+        <w:t xml:space="preserve"># tidy(), glance(), augment() — model output as tibbles</w:t>
+      </w:r>
+      <w:r>
+        <w:br/>
+      </w:r>
+      <w:r>
+        <w:rPr>
+          <w:rStyle w:val="FunctionTok"/>
+        </w:rPr>
+        <w:t xml:space="preserve">install.packages</w:t>
+      </w:r>
+      <w:r>
+        <w:rPr>
+          <w:rStyle w:val="NormalTok"/>
+        </w:rPr>
+        <w:t xml:space="preserve">(</w:t>
+      </w:r>
+      <w:r>
+        <w:rPr>
+          <w:rStyle w:val="StringTok"/>
+        </w:rPr>
+        <w:t xml:space="preserve">"emmeans"</w:t>
+      </w:r>
+      <w:r>
+        <w:rPr>
+          <w:rStyle w:val="NormalTok"/>
+        </w:rPr>
+        <w:t xml:space="preserve">)      </w:t>
+      </w:r>
+      <w:r>
+        <w:rPr>
+          <w:rStyle w:val="CommentTok"/>
+        </w:rPr>
+        <w:t xml:space="preserve"># estimated marginal means and pairwise contrasts</w:t>
+      </w:r>
+      <w:r>
+        <w:br/>
+      </w:r>
+      <w:r>
+        <w:rPr>
+          <w:rStyle w:val="FunctionTok"/>
+        </w:rPr>
+        <w:t xml:space="preserve">install.packages</w:t>
+      </w:r>
+      <w:r>
+        <w:rPr>
+          <w:rStyle w:val="NormalTok"/>
+        </w:rPr>
+        <w:t xml:space="preserve">(</w:t>
+      </w:r>
+      <w:r>
+        <w:rPr>
+          <w:rStyle w:val="StringTok"/>
+        </w:rPr>
+        <w:t xml:space="preserve">"multcompView"</w:t>
+      </w:r>
+      <w:r>
+        <w:rPr>
+          <w:rStyle w:val="NormalTok"/>
+        </w:rPr>
+        <w:t xml:space="preserve">) </w:t>
+      </w:r>
+      <w:r>
+        <w:rPr>
+          <w:rStyle w:val="CommentTok"/>
+        </w:rPr>
+        <w:t xml:space="preserve"># compact letter display for pairwise comparisons</w:t>
+      </w:r>
+      <w:r>
+        <w:br/>
+      </w:r>
+      <w:r>
+        <w:rPr>
+          <w:rStyle w:val="NormalTok"/>
+        </w:rPr>
+        <w:t xml:space="preserve">                                 </w:t>
+      </w:r>
+      <w:r>
+        <w:rPr>
+          <w:rStyle w:val="CommentTok"/>
+        </w:rPr>
+        <w:t xml:space="preserve"># </w:t>
+      </w:r>
+      <w:r>
+        <w:rPr>
+          <w:rStyle w:val="AlertTok"/>
+        </w:rPr>
+        <w:t xml:space="preserve">NOTE</w:t>
+      </w:r>
+      <w:r>
+        <w:rPr>
+          <w:rStyle w:val="CommentTok"/>
+        </w:rPr>
+        <w:t xml:space="preserve">: can mask some dplyr functions — load with care</w:t>
+      </w:r>
+      <w:r>
+        <w:br/>
+      </w:r>
+      <w:r>
+        <w:rPr>
+          <w:rStyle w:val="FunctionTok"/>
+        </w:rPr>
+        <w:t xml:space="preserve">install.packages</w:t>
+      </w:r>
+      <w:r>
+        <w:rPr>
+          <w:rStyle w:val="NormalTok"/>
+        </w:rPr>
+        <w:t xml:space="preserve">(</w:t>
+      </w:r>
+      <w:r>
+        <w:rPr>
+          <w:rStyle w:val="StringTok"/>
+        </w:rPr>
+        <w:t xml:space="preserve">"Rmisc"</w:t>
+      </w:r>
+      <w:r>
+        <w:rPr>
+          <w:rStyle w:val="NormalTok"/>
+        </w:rPr>
+        <w:t xml:space="preserve">)        </w:t>
+      </w:r>
+      <w:r>
+        <w:rPr>
+          <w:rStyle w:val="CommentTok"/>
+        </w:rPr>
+        <w:t xml:space="preserve"># summarySE() for mean ± SE tables</w:t>
+      </w:r>
+      <w:r>
+        <w:br/>
+      </w:r>
+      <w:r>
+        <w:rPr>
+          <w:rStyle w:val="FunctionTok"/>
+        </w:rPr>
+        <w:t xml:space="preserve">install.packages</w:t>
+      </w:r>
+      <w:r>
+        <w:rPr>
+          <w:rStyle w:val="NormalTok"/>
+        </w:rPr>
+        <w:t xml:space="preserve">(</w:t>
+      </w:r>
+      <w:r>
+        <w:rPr>
+          <w:rStyle w:val="StringTok"/>
+        </w:rPr>
+        <w:t xml:space="preserve">"coin"</w:t>
+      </w:r>
+      <w:r>
+        <w:rPr>
+          <w:rStyle w:val="NormalTok"/>
+        </w:rPr>
+        <w:t xml:space="preserve">)         </w:t>
+      </w:r>
+      <w:r>
+        <w:rPr>
+          <w:rStyle w:val="CommentTok"/>
+        </w:rPr>
+        <w:t xml:space="preserve"># exact and permutation-based versions of common tests</w:t>
+      </w:r>
+      <w:r>
+        <w:br/>
+      </w:r>
+      <w:r>
+        <w:rPr>
+          <w:rStyle w:val="FunctionTok"/>
+        </w:rPr>
+        <w:t xml:space="preserve">install.packages</w:t>
+      </w:r>
+      <w:r>
+        <w:rPr>
+          <w:rStyle w:val="NormalTok"/>
+        </w:rPr>
+        <w:t xml:space="preserve">(</w:t>
+      </w:r>
+      <w:r>
+        <w:rPr>
+          <w:rStyle w:val="StringTok"/>
+        </w:rPr>
+        <w:t xml:space="preserve">"rcompanion"</w:t>
+      </w:r>
+      <w:r>
+        <w:rPr>
+          <w:rStyle w:val="NormalTok"/>
+        </w:rPr>
+        <w:t xml:space="preserve">)   </w:t>
+      </w:r>
+      <w:r>
+        <w:rPr>
+          <w:rStyle w:val="CommentTok"/>
+        </w:rPr>
+        <w:t xml:space="preserve"># effect sizes and non-parametric summaries</w:t>
+      </w:r>
+      <w:r>
+        <w:br/>
+      </w:r>
+      <w:r>
+        <w:rPr>
+          <w:rStyle w:val="FunctionTok"/>
+        </w:rPr>
+        <w:t xml:space="preserve">install.packages</w:t>
+      </w:r>
+      <w:r>
+        <w:rPr>
+          <w:rStyle w:val="NormalTok"/>
+        </w:rPr>
+        <w:t xml:space="preserve">(</w:t>
+      </w:r>
+      <w:r>
+        <w:rPr>
+          <w:rStyle w:val="StringTok"/>
+        </w:rPr>
+        <w:t xml:space="preserve">"pwr"</w:t>
+      </w:r>
+      <w:r>
+        <w:rPr>
+          <w:rStyle w:val="NormalTok"/>
+        </w:rPr>
+        <w:t xml:space="preserve">)          </w:t>
+      </w:r>
+      <w:r>
+        <w:rPr>
+          <w:rStyle w:val="CommentTok"/>
+        </w:rPr>
+        <w:t xml:space="preserve"># power analysis for t-tests, ANOVA, correlation, chi-square</w:t>
+      </w:r>
+      <w:r>
+        <w:br/>
+      </w:r>
+      <w:r>
+        <w:rPr>
+          <w:rStyle w:val="FunctionTok"/>
+        </w:rPr>
+        <w:t xml:space="preserve">install.packages</w:t>
+      </w:r>
+      <w:r>
+        <w:rPr>
+          <w:rStyle w:val="NormalTok"/>
+        </w:rPr>
+        <w:t xml:space="preserve">(</w:t>
+      </w:r>
+      <w:r>
+        <w:rPr>
+          <w:rStyle w:val="StringTok"/>
+        </w:rPr>
+        <w:t xml:space="preserve">"perm"</w:t>
+      </w:r>
+      <w:r>
+        <w:rPr>
+          <w:rStyle w:val="NormalTok"/>
+        </w:rPr>
+        <w:t xml:space="preserve">)         </w:t>
+      </w:r>
+      <w:r>
+        <w:rPr>
+          <w:rStyle w:val="CommentTok"/>
+        </w:rPr>
+        <w:t xml:space="preserve"># exact permutation tests</w:t>
+      </w:r>
+    </w:p>
+    <w:p>
+      <w:r>
+        <w:pict>
+          <v:rect style="width:0;height:1.5pt" o:hralign="center" o:hrstd="t" o:hr="t"/>
+        </w:pict>
+      </w:r>
+    </w:p>
+    <w:bookmarkEnd w:id="21"/>
+    <w:bookmarkEnd w:id="22"/>
+    <w:bookmarkStart w:id="23" w:name="anova-and-linear-models"/>
+    <w:p>
+      <w:pPr>
+        <w:pStyle w:val="Heading1"/>
+      </w:pPr>
+      <w:r>
+        <w:t xml:space="preserve">7 · ANOVA and Linear Models</w:t>
+      </w:r>
+    </w:p>
+    <w:p>
+      <w:pPr>
+        <w:pStyle w:val="SourceCode"/>
+      </w:pPr>
+      <w:r>
+        <w:rPr>
+          <w:rStyle w:val="FunctionTok"/>
+        </w:rPr>
+        <w:t xml:space="preserve">install.packages</w:t>
+      </w:r>
+      <w:r>
+        <w:rPr>
+          <w:rStyle w:val="NormalTok"/>
+        </w:rPr>
+        <w:t xml:space="preserve">(</w:t>
+      </w:r>
+      <w:r>
+        <w:rPr>
+          <w:rStyle w:val="StringTok"/>
+        </w:rPr>
+        <w:t xml:space="preserve">"car"</w:t>
+      </w:r>
+      <w:r>
+        <w:rPr>
+          <w:rStyle w:val="NormalTok"/>
+        </w:rPr>
+        <w:t xml:space="preserve">)          </w:t>
+      </w:r>
+      <w:r>
+        <w:rPr>
+          <w:rStyle w:val="CommentTok"/>
+        </w:rPr>
+        <w:t xml:space="preserve"># (already listed) Type II/III ANOVA; assumption checks</w:t>
+      </w:r>
+      <w:r>
+        <w:br/>
+      </w:r>
+      <w:r>
+        <w:rPr>
+          <w:rStyle w:val="FunctionTok"/>
+        </w:rPr>
+        <w:t xml:space="preserve">install.packages</w:t>
+      </w:r>
+      <w:r>
+        <w:rPr>
+          <w:rStyle w:val="NormalTok"/>
+        </w:rPr>
+        <w:t xml:space="preserve">(</w:t>
+      </w:r>
+      <w:r>
+        <w:rPr>
+          <w:rStyle w:val="StringTok"/>
+        </w:rPr>
+        <w:t xml:space="preserve">"afex"</w:t>
+      </w:r>
+      <w:r>
+        <w:rPr>
+          <w:rStyle w:val="NormalTok"/>
+        </w:rPr>
+        <w:t xml:space="preserve">)         </w:t>
+      </w:r>
+      <w:r>
+        <w:rPr>
+          <w:rStyle w:val="CommentTok"/>
+        </w:rPr>
+        <w:t xml:space="preserve"># aov_ez() for factorial ANOVA; handles repeated measures cleanly</w:t>
+      </w:r>
+      <w:r>
+        <w:br/>
+      </w:r>
+      <w:r>
+        <w:rPr>
+          <w:rStyle w:val="FunctionTok"/>
+        </w:rPr>
+        <w:t xml:space="preserve">install.packages</w:t>
+      </w:r>
+      <w:r>
+        <w:rPr>
+          <w:rStyle w:val="NormalTok"/>
+        </w:rPr>
+        <w:t xml:space="preserve">(</w:t>
+      </w:r>
+      <w:r>
+        <w:rPr>
+          <w:rStyle w:val="StringTok"/>
+        </w:rPr>
+        <w:t xml:space="preserve">"emmeans"</w:t>
+      </w:r>
+      <w:r>
+        <w:rPr>
+          <w:rStyle w:val="NormalTok"/>
+        </w:rPr>
+        <w:t xml:space="preserve">)      </w:t>
+      </w:r>
+      <w:r>
+        <w:rPr>
+          <w:rStyle w:val="CommentTok"/>
+        </w:rPr>
+        <w:t xml:space="preserve"># (already listed) pairwise comparisons after ANOVA</w:t>
+      </w:r>
+      <w:r>
+        <w:br/>
+      </w:r>
+      <w:r>
+        <w:rPr>
+          <w:rStyle w:val="FunctionTok"/>
+        </w:rPr>
+        <w:t xml:space="preserve">install.packages</w:t>
+      </w:r>
+      <w:r>
+        <w:rPr>
+          <w:rStyle w:val="NormalTok"/>
+        </w:rPr>
+        <w:t xml:space="preserve">(</w:t>
+      </w:r>
+      <w:r>
+        <w:rPr>
+          <w:rStyle w:val="StringTok"/>
+        </w:rPr>
+        <w:t xml:space="preserve">"multcompView"</w:t>
+      </w:r>
+      <w:r>
+        <w:rPr>
+          <w:rStyle w:val="NormalTok"/>
+        </w:rPr>
+        <w:t xml:space="preserve">) </w:t>
+      </w:r>
+      <w:r>
+        <w:rPr>
+          <w:rStyle w:val="CommentTok"/>
+        </w:rPr>
+        <w:t xml:space="preserve"># (already listed) letter displays for post-hoc tests</w:t>
+      </w:r>
+      <w:r>
+        <w:br/>
+      </w:r>
+      <w:r>
+        <w:rPr>
+          <w:rStyle w:val="FunctionTok"/>
+        </w:rPr>
+        <w:t xml:space="preserve">install.packages</w:t>
+      </w:r>
+      <w:r>
+        <w:rPr>
+          <w:rStyle w:val="NormalTok"/>
+        </w:rPr>
+        <w:t xml:space="preserve">(</w:t>
+      </w:r>
+      <w:r>
+        <w:rPr>
+          <w:rStyle w:val="StringTok"/>
+        </w:rPr>
+        <w:t xml:space="preserve">"relaimpo"</w:t>
+      </w:r>
+      <w:r>
+        <w:rPr>
+          <w:rStyle w:val="NormalTok"/>
+        </w:rPr>
+        <w:t xml:space="preserve">)     </w:t>
+      </w:r>
+      <w:r>
+        <w:rPr>
+          <w:rStyle w:val="CommentTok"/>
+        </w:rPr>
+        <w:t xml:space="preserve"># relative importance of predictors in multiple regression</w:t>
+      </w:r>
+      <w:r>
+        <w:br/>
+      </w:r>
+      <w:r>
+        <w:rPr>
+          <w:rStyle w:val="FunctionTok"/>
+        </w:rPr>
+        <w:t xml:space="preserve">install.packages</w:t>
+      </w:r>
+      <w:r>
+        <w:rPr>
+          <w:rStyle w:val="NormalTok"/>
+        </w:rPr>
+        <w:t xml:space="preserve">(</w:t>
+      </w:r>
+      <w:r>
+        <w:rPr>
+          <w:rStyle w:val="StringTok"/>
+        </w:rPr>
+        <w:t xml:space="preserve">"broom"</w:t>
+      </w:r>
+      <w:r>
+        <w:rPr>
+          <w:rStyle w:val="NormalTok"/>
+        </w:rPr>
+        <w:t xml:space="preserve">)        </w:t>
+      </w:r>
+      <w:r>
+        <w:rPr>
+          <w:rStyle w:val="CommentTok"/>
+        </w:rPr>
+        <w:t xml:space="preserve"># (already listed) tidy model output</w:t>
+      </w:r>
+    </w:p>
+    <w:p>
+      <w:r>
+        <w:pict>
+          <v:rect style="width:0;height:1.5pt" o:hralign="center" o:hrstd="t" o:hr="t"/>
+        </w:pict>
+      </w:r>
+    </w:p>
+    <w:bookmarkEnd w:id="23"/>
+    <w:bookmarkStart w:id="24" w:name="mixed-effects-models"/>
+    <w:p>
+      <w:pPr>
+        <w:pStyle w:val="Heading1"/>
+      </w:pPr>
+      <w:r>
+        <w:t xml:space="preserve">8 · Mixed-Effects Models</w:t>
+      </w:r>
+    </w:p>
+    <w:p>
+      <w:pPr>
+        <w:pStyle w:val="FirstParagraph"/>
+      </w:pPr>
+      <w:r>
+        <w:t xml:space="preserve">For nested, repeated-measures, or hierarchical data structures.</w:t>
+      </w:r>
+    </w:p>
+    <w:p>
+      <w:pPr>
+        <w:pStyle w:val="SourceCode"/>
+      </w:pPr>
+      <w:r>
+        <w:rPr>
+          <w:rStyle w:val="FunctionTok"/>
+        </w:rPr>
+        <w:t xml:space="preserve">install.packages</w:t>
+      </w:r>
+      <w:r>
+        <w:rPr>
+          <w:rStyle w:val="NormalTok"/>
+        </w:rPr>
+        <w:t xml:space="preserve">(</w:t>
+      </w:r>
+      <w:r>
+        <w:rPr>
+          <w:rStyle w:val="StringTok"/>
+        </w:rPr>
+        <w:t xml:space="preserve">"lme4"</w:t>
+      </w:r>
+      <w:r>
+        <w:rPr>
+          <w:rStyle w:val="NormalTok"/>
+        </w:rPr>
+        <w:t xml:space="preserve">)         </w:t>
+      </w:r>
+      <w:r>
+        <w:rPr>
+          <w:rStyle w:val="CommentTok"/>
+        </w:rPr>
+        <w:t xml:space="preserve"># lmer() and glmer() — the core mixed-model engine in R</w:t>
+      </w:r>
+      <w:r>
+        <w:br/>
+      </w:r>
+      <w:r>
+        <w:rPr>
+          <w:rStyle w:val="FunctionTok"/>
+        </w:rPr>
+        <w:t xml:space="preserve">install.packages</w:t>
+      </w:r>
+      <w:r>
+        <w:rPr>
+          <w:rStyle w:val="NormalTok"/>
+        </w:rPr>
+        <w:t xml:space="preserve">(</w:t>
+      </w:r>
+      <w:r>
+        <w:rPr>
+          <w:rStyle w:val="StringTok"/>
+        </w:rPr>
+        <w:t xml:space="preserve">"lmerTest"</w:t>
+      </w:r>
+      <w:r>
+        <w:rPr>
+          <w:rStyle w:val="NormalTok"/>
+        </w:rPr>
+        <w:t xml:space="preserve">)     </w:t>
+      </w:r>
+      <w:r>
+        <w:rPr>
+          <w:rStyle w:val="CommentTok"/>
+        </w:rPr>
+        <w:t xml:space="preserve"># adds p-values to lmer() output (Satterthwaite degrees of freedom)</w:t>
+      </w:r>
+      <w:r>
+        <w:br/>
+      </w:r>
+      <w:r>
+        <w:rPr>
+          <w:rStyle w:val="FunctionTok"/>
+        </w:rPr>
+        <w:t xml:space="preserve">install.packages</w:t>
+      </w:r>
+      <w:r>
+        <w:rPr>
+          <w:rStyle w:val="NormalTok"/>
+        </w:rPr>
+        <w:t xml:space="preserve">(</w:t>
+      </w:r>
+      <w:r>
+        <w:rPr>
+          <w:rStyle w:val="StringTok"/>
+        </w:rPr>
+        <w:t xml:space="preserve">"broom.mixed"</w:t>
+      </w:r>
+      <w:r>
+        <w:rPr>
+          <w:rStyle w:val="NormalTok"/>
+        </w:rPr>
+        <w:t xml:space="preserve">)  </w:t>
+      </w:r>
+      <w:r>
+        <w:rPr>
+          <w:rStyle w:val="CommentTok"/>
+        </w:rPr>
+        <w:t xml:space="preserve"># tidy() and glance() for lme4 and nlme model objects</w:t>
+      </w:r>
+      <w:r>
+        <w:br/>
+      </w:r>
+      <w:r>
+        <w:rPr>
+          <w:rStyle w:val="FunctionTok"/>
+        </w:rPr>
+        <w:t xml:space="preserve">install.packages</w:t>
+      </w:r>
+      <w:r>
+        <w:rPr>
+          <w:rStyle w:val="NormalTok"/>
+        </w:rPr>
+        <w:t xml:space="preserve">(</w:t>
+      </w:r>
+      <w:r>
+        <w:rPr>
+          <w:rStyle w:val="StringTok"/>
+        </w:rPr>
+        <w:t xml:space="preserve">"afex"</w:t>
+      </w:r>
+      <w:r>
+        <w:rPr>
+          <w:rStyle w:val="NormalTok"/>
+        </w:rPr>
+        <w:t xml:space="preserve">)         </w:t>
+      </w:r>
+      <w:r>
+        <w:rPr>
+          <w:rStyle w:val="CommentTok"/>
+        </w:rPr>
+        <w:t xml:space="preserve"># (already listed) mixed_() wrapper for factorial mixed models</w:t>
+      </w:r>
+      <w:r>
+        <w:br/>
+      </w:r>
+      <w:r>
+        <w:rPr>
+          <w:rStyle w:val="FunctionTok"/>
+        </w:rPr>
+        <w:t xml:space="preserve">install.packages</w:t>
+      </w:r>
+      <w:r>
+        <w:rPr>
+          <w:rStyle w:val="NormalTok"/>
+        </w:rPr>
+        <w:t xml:space="preserve">(</w:t>
+      </w:r>
+      <w:r>
+        <w:rPr>
+          <w:rStyle w:val="StringTok"/>
+        </w:rPr>
+        <w:t xml:space="preserve">"emmeans"</w:t>
+      </w:r>
+      <w:r>
+        <w:rPr>
+          <w:rStyle w:val="NormalTok"/>
+        </w:rPr>
+        <w:t xml:space="preserve">)      </w:t>
+      </w:r>
+      <w:r>
+        <w:rPr>
+          <w:rStyle w:val="CommentTok"/>
+        </w:rPr>
+        <w:t xml:space="preserve"># (already listed) contrasts and marginal means for mixed models</w:t>
+      </w:r>
+      <w:r>
+        <w:br/>
+      </w:r>
+      <w:r>
+        <w:rPr>
+          <w:rStyle w:val="FunctionTok"/>
+        </w:rPr>
+        <w:t xml:space="preserve">install.packages</w:t>
+      </w:r>
+      <w:r>
+        <w:rPr>
+          <w:rStyle w:val="NormalTok"/>
+        </w:rPr>
+        <w:t xml:space="preserve">(</w:t>
+      </w:r>
+      <w:r>
+        <w:rPr>
+          <w:rStyle w:val="StringTok"/>
+        </w:rPr>
+        <w:t xml:space="preserve">"performance"</w:t>
+      </w:r>
+      <w:r>
+        <w:rPr>
+          <w:rStyle w:val="NormalTok"/>
+        </w:rPr>
+        <w:t xml:space="preserve">)  </w:t>
+      </w:r>
+      <w:r>
+        <w:rPr>
+          <w:rStyle w:val="CommentTok"/>
+        </w:rPr>
+        <w:t xml:space="preserve"># R², ICC, and check_model() diagnostic plots</w:t>
+      </w:r>
+      <w:r>
+        <w:br/>
+      </w:r>
+      <w:r>
+        <w:rPr>
+          <w:rStyle w:val="FunctionTok"/>
+        </w:rPr>
+        <w:t xml:space="preserve">install.packages</w:t>
+      </w:r>
+      <w:r>
+        <w:rPr>
+          <w:rStyle w:val="NormalTok"/>
+        </w:rPr>
+        <w:t xml:space="preserve">(</w:t>
+      </w:r>
+      <w:r>
+        <w:rPr>
+          <w:rStyle w:val="StringTok"/>
+        </w:rPr>
+        <w:t xml:space="preserve">"see"</w:t>
+      </w:r>
+      <w:r>
+        <w:rPr>
+          <w:rStyle w:val="NormalTok"/>
+        </w:rPr>
+        <w:t xml:space="preserve">)          </w:t>
+      </w:r>
+      <w:r>
+        <w:rPr>
+          <w:rStyle w:val="CommentTok"/>
+        </w:rPr>
+        <w:t xml:space="preserve"># visualisation companion to performance</w:t>
+      </w:r>
+      <w:r>
+        <w:br/>
+      </w:r>
+      <w:r>
+        <w:rPr>
+          <w:rStyle w:val="FunctionTok"/>
+        </w:rPr>
+        <w:t xml:space="preserve">install.packages</w:t>
+      </w:r>
+      <w:r>
+        <w:rPr>
+          <w:rStyle w:val="NormalTok"/>
+        </w:rPr>
+        <w:t xml:space="preserve">(</w:t>
+      </w:r>
+      <w:r>
+        <w:rPr>
+          <w:rStyle w:val="StringTok"/>
+        </w:rPr>
+        <w:t xml:space="preserve">"sjPlot"</w:t>
+      </w:r>
+      <w:r>
+        <w:rPr>
+          <w:rStyle w:val="NormalTok"/>
+        </w:rPr>
+        <w:t xml:space="preserve">)       </w:t>
+      </w:r>
+      <w:r>
+        <w:rPr>
+          <w:rStyle w:val="CommentTok"/>
+        </w:rPr>
+        <w:t xml:space="preserve"># plot_model() for fixed/random effects; tab_model() tables</w:t>
+      </w:r>
+    </w:p>
+    <w:p>
+      <w:r>
+        <w:pict>
+          <v:rect style="width:0;height:1.5pt" o:hralign="center" o:hrstd="t" o:hr="t"/>
+        </w:pict>
+      </w:r>
+    </w:p>
+    <w:bookmarkEnd w:id="24"/>
+    <w:bookmarkStart w:id="25" w:name="generalised-linear-models"/>
+    <w:p>
+      <w:pPr>
+        <w:pStyle w:val="Heading1"/>
+      </w:pPr>
+      <w:r>
+        <w:t xml:space="preserve">9 · Generalised Linear Models</w:t>
+      </w:r>
+    </w:p>
+    <w:p>
+      <w:pPr>
+        <w:pStyle w:val="FirstParagraph"/>
+      </w:pPr>
+      <w:r>
+        <w:t xml:space="preserve">For count data, proportions, binary outcomes, and zero-inflated responses.</w:t>
+      </w:r>
+    </w:p>
+    <w:p>
+      <w:pPr>
+        <w:pStyle w:val="SourceCode"/>
+      </w:pPr>
+      <w:r>
+        <w:rPr>
+          <w:rStyle w:val="FunctionTok"/>
+        </w:rPr>
+        <w:t xml:space="preserve">install.packages</w:t>
+      </w:r>
+      <w:r>
+        <w:rPr>
+          <w:rStyle w:val="NormalTok"/>
+        </w:rPr>
+        <w:t xml:space="preserve">(</w:t>
+      </w:r>
+      <w:r>
+        <w:rPr>
+          <w:rStyle w:val="StringTok"/>
+        </w:rPr>
+        <w:t xml:space="preserve">"car"</w:t>
+      </w:r>
+      <w:r>
+        <w:rPr>
+          <w:rStyle w:val="NormalTok"/>
+        </w:rPr>
+        <w:t xml:space="preserve">)          </w:t>
+      </w:r>
+      <w:r>
+        <w:rPr>
+          <w:rStyle w:val="CommentTok"/>
+        </w:rPr>
+        <w:t xml:space="preserve"># (already listed) Anova() works for GLMs too</w:t>
+      </w:r>
+      <w:r>
+        <w:br/>
+      </w:r>
+      <w:r>
+        <w:rPr>
+          <w:rStyle w:val="FunctionTok"/>
+        </w:rPr>
+        <w:t xml:space="preserve">install.packages</w:t>
+      </w:r>
+      <w:r>
+        <w:rPr>
+          <w:rStyle w:val="NormalTok"/>
+        </w:rPr>
+        <w:t xml:space="preserve">(</w:t>
+      </w:r>
+      <w:r>
+        <w:rPr>
+          <w:rStyle w:val="StringTok"/>
+        </w:rPr>
+        <w:t xml:space="preserve">"broom"</w:t>
+      </w:r>
+      <w:r>
+        <w:rPr>
+          <w:rStyle w:val="NormalTok"/>
+        </w:rPr>
+        <w:t xml:space="preserve">)        </w:t>
+      </w:r>
+      <w:r>
+        <w:rPr>
+          <w:rStyle w:val="CommentTok"/>
+        </w:rPr>
+        <w:t xml:space="preserve"># (already listed) tidy GLM output</w:t>
+      </w:r>
+      <w:r>
+        <w:br/>
+      </w:r>
+      <w:r>
+        <w:rPr>
+          <w:rStyle w:val="FunctionTok"/>
+        </w:rPr>
+        <w:t xml:space="preserve">install.packages</w:t>
+      </w:r>
+      <w:r>
+        <w:rPr>
+          <w:rStyle w:val="NormalTok"/>
+        </w:rPr>
+        <w:t xml:space="preserve">(</w:t>
+      </w:r>
+      <w:r>
+        <w:rPr>
+          <w:rStyle w:val="StringTok"/>
+        </w:rPr>
+        <w:t xml:space="preserve">"emmeans"</w:t>
+      </w:r>
+      <w:r>
+        <w:rPr>
+          <w:rStyle w:val="NormalTok"/>
+        </w:rPr>
+        <w:t xml:space="preserve">)      </w:t>
+      </w:r>
+      <w:r>
+        <w:rPr>
+          <w:rStyle w:val="CommentTok"/>
+        </w:rPr>
+        <w:t xml:space="preserve"># (already listed) marginal means on the response scale</w:t>
+      </w:r>
+      <w:r>
+        <w:br/>
+      </w:r>
+      <w:r>
+        <w:rPr>
+          <w:rStyle w:val="FunctionTok"/>
+        </w:rPr>
+        <w:t xml:space="preserve">install.packages</w:t>
+      </w:r>
+      <w:r>
+        <w:rPr>
+          <w:rStyle w:val="NormalTok"/>
+        </w:rPr>
+        <w:t xml:space="preserve">(</w:t>
+      </w:r>
+      <w:r>
+        <w:rPr>
+          <w:rStyle w:val="StringTok"/>
+        </w:rPr>
+        <w:t xml:space="preserve">"pscl"</w:t>
+      </w:r>
+      <w:r>
+        <w:rPr>
+          <w:rStyle w:val="NormalTok"/>
+        </w:rPr>
+        <w:t xml:space="preserve">)         </w:t>
+      </w:r>
+      <w:r>
+        <w:rPr>
+          <w:rStyle w:val="CommentTok"/>
+        </w:rPr>
+        <w:t xml:space="preserve"># zero-inflated Poisson and negative-binomial GLMs</w:t>
+      </w:r>
+      <w:r>
+        <w:br/>
+      </w:r>
+      <w:r>
+        <w:rPr>
+          <w:rStyle w:val="FunctionTok"/>
+        </w:rPr>
+        <w:t xml:space="preserve">install.packages</w:t>
+      </w:r>
+      <w:r>
+        <w:rPr>
+          <w:rStyle w:val="NormalTok"/>
+        </w:rPr>
+        <w:t xml:space="preserve">(</w:t>
+      </w:r>
+      <w:r>
+        <w:rPr>
+          <w:rStyle w:val="StringTok"/>
+        </w:rPr>
+        <w:t xml:space="preserve">"DHARMa"</w:t>
+      </w:r>
+      <w:r>
+        <w:rPr>
+          <w:rStyle w:val="NormalTok"/>
+        </w:rPr>
+        <w:t xml:space="preserve">)       </w:t>
+      </w:r>
+      <w:r>
+        <w:rPr>
+          <w:rStyle w:val="CommentTok"/>
+        </w:rPr>
+        <w:t xml:space="preserve"># residual diagnostics for GLMs and GLMMs via simulation</w:t>
+      </w:r>
+      <w:r>
+        <w:br/>
+      </w:r>
+      <w:r>
+        <w:rPr>
+          <w:rStyle w:val="FunctionTok"/>
+        </w:rPr>
+        <w:t xml:space="preserve">install.packages</w:t>
+      </w:r>
+      <w:r>
+        <w:rPr>
+          <w:rStyle w:val="NormalTok"/>
+        </w:rPr>
+        <w:t xml:space="preserve">(</w:t>
+      </w:r>
+      <w:r>
+        <w:rPr>
+          <w:rStyle w:val="StringTok"/>
+        </w:rPr>
+        <w:t xml:space="preserve">"ResourceSelection"</w:t>
+      </w:r>
+      <w:r>
+        <w:rPr>
+          <w:rStyle w:val="NormalTok"/>
+        </w:rPr>
+        <w:t xml:space="preserve">) </w:t>
+      </w:r>
+      <w:r>
+        <w:rPr>
+          <w:rStyle w:val="CommentTok"/>
+        </w:rPr>
+        <w:t xml:space="preserve"># Hosmer-Lemeshow goodness-of-fit for logistic regression</w:t>
+      </w:r>
+      <w:r>
+        <w:br/>
+      </w:r>
+      <w:r>
+        <w:rPr>
+          <w:rStyle w:val="FunctionTok"/>
+        </w:rPr>
+        <w:t xml:space="preserve">install.packages</w:t>
+      </w:r>
+      <w:r>
+        <w:rPr>
+          <w:rStyle w:val="NormalTok"/>
+        </w:rPr>
+        <w:t xml:space="preserve">(</w:t>
+      </w:r>
+      <w:r>
+        <w:rPr>
+          <w:rStyle w:val="StringTok"/>
+        </w:rPr>
+        <w:t xml:space="preserve">"faraway"</w:t>
+      </w:r>
+      <w:r>
+        <w:rPr>
+          <w:rStyle w:val="NormalTok"/>
+        </w:rPr>
+        <w:t xml:space="preserve">)      </w:t>
+      </w:r>
+      <w:r>
+        <w:rPr>
+          <w:rStyle w:val="CommentTok"/>
+        </w:rPr>
+        <w:t xml:space="preserve"># datasets and functions from Faraway's GLM textbook</w:t>
+      </w:r>
+    </w:p>
+    <w:p>
+      <w:r>
+        <w:pict>
+          <v:rect style="width:0;height:1.5pt" o:hralign="center" o:hrstd="t" o:hr="t"/>
+        </w:pict>
+      </w:r>
+    </w:p>
+    <w:bookmarkEnd w:id="25"/>
+    <w:bookmarkStart w:id="26" w:name="model-visualisation-and-comparison"/>
+    <w:p>
+      <w:pPr>
+        <w:pStyle w:val="Heading1"/>
+      </w:pPr>
+      <w:r>
+        <w:t xml:space="preserve">10 · Model Visualisation and Comparison</w:t>
+      </w:r>
+    </w:p>
+    <w:p>
+      <w:pPr>
+        <w:pStyle w:val="SourceCode"/>
+      </w:pPr>
+      <w:r>
+        <w:rPr>
+          <w:rStyle w:val="FunctionTok"/>
+        </w:rPr>
+        <w:t xml:space="preserve">install.packages</w:t>
+      </w:r>
+      <w:r>
+        <w:rPr>
+          <w:rStyle w:val="NormalTok"/>
+        </w:rPr>
+        <w:t xml:space="preserve">(</w:t>
+      </w:r>
+      <w:r>
+        <w:rPr>
+          <w:rStyle w:val="StringTok"/>
+        </w:rPr>
+        <w:t xml:space="preserve">"dotwhisker"</w:t>
+      </w:r>
+      <w:r>
+        <w:rPr>
+          <w:rStyle w:val="NormalTok"/>
+        </w:rPr>
+        <w:t xml:space="preserve">)   </w:t>
+      </w:r>
+      <w:r>
+        <w:rPr>
+          <w:rStyle w:val="CommentTok"/>
+        </w:rPr>
+        <w:t xml:space="preserve"># dot-and-whisker coefficient plots for regression models</w:t>
+      </w:r>
+      <w:r>
+        <w:br/>
+      </w:r>
+      <w:r>
+        <w:rPr>
+          <w:rStyle w:val="FunctionTok"/>
+        </w:rPr>
+        <w:t xml:space="preserve">install.packages</w:t>
+      </w:r>
+      <w:r>
+        <w:rPr>
+          <w:rStyle w:val="NormalTok"/>
+        </w:rPr>
+        <w:t xml:space="preserve">(</w:t>
+      </w:r>
+      <w:r>
+        <w:rPr>
+          <w:rStyle w:val="StringTok"/>
+        </w:rPr>
+        <w:t xml:space="preserve">"ggfortify"</w:t>
+      </w:r>
+      <w:r>
+        <w:rPr>
+          <w:rStyle w:val="NormalTok"/>
+        </w:rPr>
+        <w:t xml:space="preserve">)    </w:t>
+      </w:r>
+      <w:r>
+        <w:rPr>
+          <w:rStyle w:val="CommentTok"/>
+        </w:rPr>
+        <w:t xml:space="preserve"># autoplot() for lm, glm, PCA, time-series objects</w:t>
+      </w:r>
+      <w:r>
+        <w:br/>
+      </w:r>
+      <w:r>
+        <w:rPr>
+          <w:rStyle w:val="FunctionTok"/>
+        </w:rPr>
+        <w:t xml:space="preserve">install.packages</w:t>
+      </w:r>
+      <w:r>
+        <w:rPr>
+          <w:rStyle w:val="NormalTok"/>
+        </w:rPr>
+        <w:t xml:space="preserve">(</w:t>
+      </w:r>
+      <w:r>
+        <w:rPr>
+          <w:rStyle w:val="StringTok"/>
+        </w:rPr>
+        <w:t xml:space="preserve">"interactions"</w:t>
+      </w:r>
+      <w:r>
+        <w:rPr>
+          <w:rStyle w:val="NormalTok"/>
+        </w:rPr>
+        <w:t xml:space="preserve">) </w:t>
+      </w:r>
+      <w:r>
+        <w:rPr>
+          <w:rStyle w:val="CommentTok"/>
+        </w:rPr>
+        <w:t xml:space="preserve"># interact_plot() and cat_plot() for interaction effects</w:t>
+      </w:r>
+      <w:r>
+        <w:br/>
+      </w:r>
+      <w:r>
+        <w:rPr>
+          <w:rStyle w:val="FunctionTok"/>
+        </w:rPr>
+        <w:t xml:space="preserve">install.packages</w:t>
+      </w:r>
+      <w:r>
+        <w:rPr>
+          <w:rStyle w:val="NormalTok"/>
+        </w:rPr>
+        <w:t xml:space="preserve">(</w:t>
+      </w:r>
+      <w:r>
+        <w:rPr>
+          <w:rStyle w:val="StringTok"/>
+        </w:rPr>
+        <w:t xml:space="preserve">"performance"</w:t>
+      </w:r>
+      <w:r>
+        <w:rPr>
+          <w:rStyle w:val="NormalTok"/>
+        </w:rPr>
+        <w:t xml:space="preserve">)  </w:t>
+      </w:r>
+      <w:r>
+        <w:rPr>
+          <w:rStyle w:val="CommentTok"/>
+        </w:rPr>
+        <w:t xml:space="preserve"># (already listed) compare model fit, check assumptions</w:t>
+      </w:r>
+      <w:r>
+        <w:br/>
+      </w:r>
+      <w:r>
+        <w:rPr>
+          <w:rStyle w:val="FunctionTok"/>
+        </w:rPr>
+        <w:t xml:space="preserve">install.packages</w:t>
+      </w:r>
+      <w:r>
+        <w:rPr>
+          <w:rStyle w:val="NormalTok"/>
+        </w:rPr>
+        <w:t xml:space="preserve">(</w:t>
+      </w:r>
+      <w:r>
+        <w:rPr>
+          <w:rStyle w:val="StringTok"/>
+        </w:rPr>
+        <w:t xml:space="preserve">"see"</w:t>
+      </w:r>
+      <w:r>
+        <w:rPr>
+          <w:rStyle w:val="NormalTok"/>
+        </w:rPr>
+        <w:t xml:space="preserve">)          </w:t>
+      </w:r>
+      <w:r>
+        <w:rPr>
+          <w:rStyle w:val="CommentTok"/>
+        </w:rPr>
+        <w:t xml:space="preserve"># (already listed) plots for performance outputs</w:t>
+      </w:r>
+      <w:r>
+        <w:br/>
+      </w:r>
+      <w:r>
+        <w:rPr>
+          <w:rStyle w:val="FunctionTok"/>
+        </w:rPr>
+        <w:t xml:space="preserve">install.packages</w:t>
+      </w:r>
+      <w:r>
+        <w:rPr>
+          <w:rStyle w:val="NormalTok"/>
+        </w:rPr>
+        <w:t xml:space="preserve">(</w:t>
+      </w:r>
+      <w:r>
+        <w:rPr>
+          <w:rStyle w:val="StringTok"/>
+        </w:rPr>
+        <w:t xml:space="preserve">"sensemakr"</w:t>
+      </w:r>
+      <w:r>
+        <w:rPr>
+          <w:rStyle w:val="NormalTok"/>
+        </w:rPr>
+        <w:t xml:space="preserve">)    </w:t>
+      </w:r>
+      <w:r>
+        <w:rPr>
+          <w:rStyle w:val="CommentTok"/>
+        </w:rPr>
+        <w:t xml:space="preserve"># sensitivity analysis for unmeasured confounding</w:t>
+      </w:r>
+    </w:p>
+    <w:p>
+      <w:r>
+        <w:pict>
+          <v:rect style="width:0;height:1.5pt" o:hralign="center" o:hrstd="t" o:hr="t"/>
+        </w:pict>
+      </w:r>
+    </w:p>
+    <w:bookmarkEnd w:id="26"/>
+    <w:bookmarkStart w:id="27" w:name="correlation-and-multivariate"/>
+    <w:p>
+      <w:pPr>
+        <w:pStyle w:val="Heading1"/>
+      </w:pPr>
+      <w:r>
+        <w:t xml:space="preserve">11 · Correlation and Multivariate</w:t>
+      </w:r>
+    </w:p>
+    <w:p>
+      <w:pPr>
+        <w:pStyle w:val="SourceCode"/>
+      </w:pPr>
+      <w:r>
+        <w:rPr>
+          <w:rStyle w:val="FunctionTok"/>
+        </w:rPr>
+        <w:t xml:space="preserve">install.packages</w:t>
+      </w:r>
+      <w:r>
+        <w:rPr>
+          <w:rStyle w:val="NormalTok"/>
+        </w:rPr>
+        <w:t xml:space="preserve">(</w:t>
+      </w:r>
+      <w:r>
+        <w:rPr>
+          <w:rStyle w:val="StringTok"/>
+        </w:rPr>
+        <w:t xml:space="preserve">"corrplot"</w:t>
+      </w:r>
+      <w:r>
+        <w:rPr>
+          <w:rStyle w:val="NormalTok"/>
+        </w:rPr>
+        <w:t xml:space="preserve">)     </w:t>
+      </w:r>
+      <w:r>
+        <w:rPr>
+          <w:rStyle w:val="CommentTok"/>
+        </w:rPr>
+        <w:t xml:space="preserve"># visualise correlation matrices as coloured grids or circles</w:t>
+      </w:r>
+      <w:r>
+        <w:br/>
+      </w:r>
+      <w:r>
+        <w:rPr>
+          <w:rStyle w:val="FunctionTok"/>
+        </w:rPr>
+        <w:t xml:space="preserve">install.packages</w:t>
+      </w:r>
+      <w:r>
+        <w:rPr>
+          <w:rStyle w:val="NormalTok"/>
+        </w:rPr>
+        <w:t xml:space="preserve">(</w:t>
+      </w:r>
+      <w:r>
+        <w:rPr>
+          <w:rStyle w:val="StringTok"/>
+        </w:rPr>
+        <w:t xml:space="preserve">"GGally"</w:t>
+      </w:r>
+      <w:r>
+        <w:rPr>
+          <w:rStyle w:val="NormalTok"/>
+        </w:rPr>
+        <w:t xml:space="preserve">)       </w:t>
+      </w:r>
+      <w:r>
+        <w:rPr>
+          <w:rStyle w:val="CommentTok"/>
+        </w:rPr>
+        <w:t xml:space="preserve"># ggpairs() scatterplot matrix; ggcoef() coefficient plots</w:t>
+      </w:r>
+      <w:r>
+        <w:br/>
+      </w:r>
+      <w:r>
+        <w:rPr>
+          <w:rStyle w:val="FunctionTok"/>
+        </w:rPr>
+        <w:t xml:space="preserve">install.packages</w:t>
+      </w:r>
+      <w:r>
+        <w:rPr>
+          <w:rStyle w:val="NormalTok"/>
+        </w:rPr>
+        <w:t xml:space="preserve">(</w:t>
+      </w:r>
+      <w:r>
+        <w:rPr>
+          <w:rStyle w:val="StringTok"/>
+        </w:rPr>
+        <w:t xml:space="preserve">"psych"</w:t>
+      </w:r>
+      <w:r>
+        <w:rPr>
+          <w:rStyle w:val="NormalTok"/>
+        </w:rPr>
+        <w:t xml:space="preserve">)        </w:t>
+      </w:r>
+      <w:r>
+        <w:rPr>
+          <w:rStyle w:val="CommentTok"/>
+        </w:rPr>
+        <w:t xml:space="preserve"># (already listed) polychoric / tetrachoric correlations</w:t>
+      </w:r>
+      <w:r>
+        <w:br/>
+      </w:r>
+      <w:r>
+        <w:rPr>
+          <w:rStyle w:val="FunctionTok"/>
+        </w:rPr>
+        <w:t xml:space="preserve">install.packages</w:t>
+      </w:r>
+      <w:r>
+        <w:rPr>
+          <w:rStyle w:val="NormalTok"/>
+        </w:rPr>
+        <w:t xml:space="preserve">(</w:t>
+      </w:r>
+      <w:r>
+        <w:rPr>
+          <w:rStyle w:val="StringTok"/>
+        </w:rPr>
+        <w:t xml:space="preserve">"FactoMineR"</w:t>
+      </w:r>
+      <w:r>
+        <w:rPr>
+          <w:rStyle w:val="NormalTok"/>
+        </w:rPr>
+        <w:t xml:space="preserve">)   </w:t>
+      </w:r>
+      <w:r>
+        <w:rPr>
+          <w:rStyle w:val="CommentTok"/>
+        </w:rPr>
+        <w:t xml:space="preserve"># PCA, CA, MCA — full-featured multivariate methods</w:t>
+      </w:r>
+      <w:r>
+        <w:br/>
+      </w:r>
+      <w:r>
+        <w:rPr>
+          <w:rStyle w:val="FunctionTok"/>
+        </w:rPr>
+        <w:t xml:space="preserve">install.packages</w:t>
+      </w:r>
+      <w:r>
+        <w:rPr>
+          <w:rStyle w:val="NormalTok"/>
+        </w:rPr>
+        <w:t xml:space="preserve">(</w:t>
+      </w:r>
+      <w:r>
+        <w:rPr>
+          <w:rStyle w:val="StringTok"/>
+        </w:rPr>
+        <w:t xml:space="preserve">"factoextra"</w:t>
+      </w:r>
+      <w:r>
+        <w:rPr>
+          <w:rStyle w:val="NormalTok"/>
+        </w:rPr>
+        <w:t xml:space="preserve">)   </w:t>
+      </w:r>
+      <w:r>
+        <w:rPr>
+          <w:rStyle w:val="CommentTok"/>
+        </w:rPr>
+        <w:t xml:space="preserve"># ggplot-based biplots and scree plots for FactoMineR / prcomp</w:t>
+      </w:r>
+    </w:p>
+    <w:p>
+      <w:r>
+        <w:pict>
+          <v:rect style="width:0;height:1.5pt" o:hralign="center" o:hrstd="t" o:hr="t"/>
+        </w:pict>
+      </w:r>
+    </w:p>
+    <w:bookmarkEnd w:id="27"/>
+    <w:bookmarkStart w:id="28" w:name="X48e1fbf1fafe7f9cb0a7a158568cc4bc79112dc"/>
+    <w:p>
+      <w:pPr>
+        <w:pStyle w:val="Heading1"/>
+      </w:pPr>
+      <w:r>
+        <w:t xml:space="preserve">12 · Community Ecology and Multivariate Ordination</w:t>
+      </w:r>
+    </w:p>
+    <w:p>
+      <w:pPr>
+        <w:pStyle w:val="SourceCode"/>
+      </w:pPr>
+      <w:r>
+        <w:rPr>
+          <w:rStyle w:val="FunctionTok"/>
+        </w:rPr>
+        <w:t xml:space="preserve">install.packages</w:t>
+      </w:r>
+      <w:r>
+        <w:rPr>
+          <w:rStyle w:val="NormalTok"/>
+        </w:rPr>
+        <w:t xml:space="preserve">(</w:t>
+      </w:r>
+      <w:r>
+        <w:rPr>
+          <w:rStyle w:val="StringTok"/>
+        </w:rPr>
+        <w:t xml:space="preserve">"vegan"</w:t>
+      </w:r>
+      <w:r>
+        <w:rPr>
+          <w:rStyle w:val="NormalTok"/>
+        </w:rPr>
+        <w:t xml:space="preserve">)        </w:t>
+      </w:r>
+      <w:r>
+        <w:rPr>
+          <w:rStyle w:val="CommentTok"/>
+        </w:rPr>
+        <w:t xml:space="preserve"># NMDS, PERMANOVA (adonis2), diversity indices, ordination</w:t>
+      </w:r>
+      <w:r>
+        <w:br/>
+      </w:r>
+      <w:r>
+        <w:rPr>
+          <w:rStyle w:val="FunctionTok"/>
+        </w:rPr>
+        <w:t xml:space="preserve">install.packages</w:t>
+      </w:r>
+      <w:r>
+        <w:rPr>
+          <w:rStyle w:val="NormalTok"/>
+        </w:rPr>
+        <w:t xml:space="preserve">(</w:t>
+      </w:r>
+      <w:r>
+        <w:rPr>
+          <w:rStyle w:val="StringTok"/>
+        </w:rPr>
+        <w:t xml:space="preserve">"RVAideMemoire"</w:t>
+      </w:r>
+      <w:r>
+        <w:rPr>
+          <w:rStyle w:val="NormalTok"/>
+        </w:rPr>
+        <w:t xml:space="preserve">) </w:t>
+      </w:r>
+      <w:r>
+        <w:rPr>
+          <w:rStyle w:val="CommentTok"/>
+        </w:rPr>
+        <w:t xml:space="preserve"># pairwise PERMANOVA and other ecology helpers</w:t>
+      </w:r>
+      <w:r>
+        <w:br/>
+      </w:r>
+      <w:r>
+        <w:rPr>
+          <w:rStyle w:val="FunctionTok"/>
+        </w:rPr>
+        <w:t xml:space="preserve">install.packages</w:t>
+      </w:r>
+      <w:r>
+        <w:rPr>
+          <w:rStyle w:val="NormalTok"/>
+        </w:rPr>
+        <w:t xml:space="preserve">(</w:t>
+      </w:r>
+      <w:r>
+        <w:rPr>
+          <w:rStyle w:val="StringTok"/>
+        </w:rPr>
+        <w:t xml:space="preserve">"pairwiseAdonis"</w:t>
+      </w:r>
+      <w:r>
+        <w:rPr>
+          <w:rStyle w:val="NormalTok"/>
+        </w:rPr>
+        <w:t xml:space="preserve">) </w:t>
+      </w:r>
+      <w:r>
+        <w:rPr>
+          <w:rStyle w:val="CommentTok"/>
+        </w:rPr>
+        <w:t xml:space="preserve"># pairwise adonis2 (CRAN version)</w:t>
+      </w:r>
+    </w:p>
+    <w:p>
+      <w:pPr>
+        <w:pStyle w:val="FirstParagraph"/>
+      </w:pPr>
+      <w:r>
+        <w:t xml:space="preserve">The GitHub development version of</w:t>
+      </w:r>
+      <w:r>
+        <w:t xml:space="preserve"> </w:t>
+      </w:r>
+      <w:r>
+        <w:rPr>
+          <w:rStyle w:val="VerbatimChar"/>
+        </w:rPr>
+        <w:t xml:space="preserve">pairwiseAdonis</w:t>
+      </w:r>
+      <w:r>
+        <w:t xml:space="preserve"> </w:t>
+      </w:r>
+      <w:r>
+        <w:t xml:space="preserve">is more up to date:</w:t>
+      </w:r>
+    </w:p>
+    <w:p>
+      <w:pPr>
+        <w:pStyle w:val="SourceCode"/>
+      </w:pPr>
+      <w:r>
+        <w:rPr>
+          <w:rStyle w:val="NormalTok"/>
+        </w:rPr>
+        <w:t xml:space="preserve">devtools</w:t>
+      </w:r>
+      <w:r>
+        <w:rPr>
+          <w:rStyle w:val="SpecialCharTok"/>
+        </w:rPr>
+        <w:t xml:space="preserve">::</w:t>
+      </w:r>
+      <w:r>
+        <w:rPr>
+          <w:rStyle w:val="FunctionTok"/>
+        </w:rPr>
+        <w:t xml:space="preserve">install_github</w:t>
+      </w:r>
+      <w:r>
+        <w:rPr>
+          <w:rStyle w:val="NormalTok"/>
+        </w:rPr>
+        <w:t xml:space="preserve">(</w:t>
+      </w:r>
+      <w:r>
+        <w:rPr>
+          <w:rStyle w:val="StringTok"/>
+        </w:rPr>
+        <w:t xml:space="preserve">"pmartinezarbizu/pairwiseAdonis/pairwiseAdonis"</w:t>
+      </w:r>
+      <w:r>
+        <w:rPr>
+          <w:rStyle w:val="NormalTok"/>
+        </w:rPr>
+        <w:t xml:space="preserve">)</w:t>
+      </w:r>
+    </w:p>
+    <w:p>
+      <w:r>
+        <w:pict>
+          <v:rect style="width:0;height:1.5pt" o:hralign="center" o:hrstd="t" o:hr="t"/>
+        </w:pict>
+      </w:r>
+    </w:p>
+    <w:bookmarkEnd w:id="28"/>
+    <w:bookmarkStart w:id="29" w:name="maps-and-spatial-data"/>
+    <w:p>
+      <w:pPr>
+        <w:pStyle w:val="Heading1"/>
+      </w:pPr>
+      <w:r>
+        <w:t xml:space="preserve">13 · Maps and Spatial Data</w:t>
+      </w:r>
+    </w:p>
+    <w:p>
+      <w:pPr>
+        <w:pStyle w:val="SourceCode"/>
+      </w:pPr>
+      <w:r>
+        <w:rPr>
+          <w:rStyle w:val="FunctionTok"/>
+        </w:rPr>
+        <w:t xml:space="preserve">install.packages</w:t>
+      </w:r>
+      <w:r>
+        <w:rPr>
+          <w:rStyle w:val="NormalTok"/>
+        </w:rPr>
+        <w:t xml:space="preserve">(</w:t>
+      </w:r>
+      <w:r>
+        <w:rPr>
+          <w:rStyle w:val="StringTok"/>
+        </w:rPr>
+        <w:t xml:space="preserve">"sf"</w:t>
+      </w:r>
+      <w:r>
+        <w:rPr>
+          <w:rStyle w:val="NormalTok"/>
+        </w:rPr>
+        <w:t xml:space="preserve">)            </w:t>
+      </w:r>
+      <w:r>
+        <w:rPr>
+          <w:rStyle w:val="CommentTok"/>
+        </w:rPr>
+        <w:t xml:space="preserve"># simple features: the standard for vector spatial data in R</w:t>
+      </w:r>
+      <w:r>
+        <w:br/>
+      </w:r>
+      <w:r>
+        <w:rPr>
+          <w:rStyle w:val="FunctionTok"/>
+        </w:rPr>
+        <w:t xml:space="preserve">install.packages</w:t>
+      </w:r>
+      <w:r>
+        <w:rPr>
+          <w:rStyle w:val="NormalTok"/>
+        </w:rPr>
+        <w:t xml:space="preserve">(</w:t>
+      </w:r>
+      <w:r>
+        <w:rPr>
+          <w:rStyle w:val="StringTok"/>
+        </w:rPr>
+        <w:t xml:space="preserve">"tigris"</w:t>
+      </w:r>
+      <w:r>
+        <w:rPr>
+          <w:rStyle w:val="NormalTok"/>
+        </w:rPr>
+        <w:t xml:space="preserve">)        </w:t>
+      </w:r>
+      <w:r>
+        <w:rPr>
+          <w:rStyle w:val="CommentTok"/>
+        </w:rPr>
+        <w:t xml:space="preserve"># download US Census TIGER shapefiles (states, counties, roads)</w:t>
+      </w:r>
+      <w:r>
+        <w:br/>
+      </w:r>
+      <w:r>
+        <w:rPr>
+          <w:rStyle w:val="FunctionTok"/>
+        </w:rPr>
+        <w:t xml:space="preserve">install.packages</w:t>
+      </w:r>
+      <w:r>
+        <w:rPr>
+          <w:rStyle w:val="NormalTok"/>
+        </w:rPr>
+        <w:t xml:space="preserve">(</w:t>
+      </w:r>
+      <w:r>
+        <w:rPr>
+          <w:rStyle w:val="StringTok"/>
+        </w:rPr>
+        <w:t xml:space="preserve">"rnaturalearth"</w:t>
+      </w:r>
+      <w:r>
+        <w:rPr>
+          <w:rStyle w:val="NormalTok"/>
+        </w:rPr>
+        <w:t xml:space="preserve">) </w:t>
+      </w:r>
+      <w:r>
+        <w:rPr>
+          <w:rStyle w:val="CommentTok"/>
+        </w:rPr>
+        <w:t xml:space="preserve"># world country, coastline, and graticule shapefiles</w:t>
+      </w:r>
+      <w:r>
+        <w:br/>
+      </w:r>
+      <w:r>
+        <w:rPr>
+          <w:rStyle w:val="FunctionTok"/>
+        </w:rPr>
+        <w:t xml:space="preserve">install.packages</w:t>
+      </w:r>
+      <w:r>
+        <w:rPr>
+          <w:rStyle w:val="NormalTok"/>
+        </w:rPr>
+        <w:t xml:space="preserve">(</w:t>
+      </w:r>
+      <w:r>
+        <w:rPr>
+          <w:rStyle w:val="StringTok"/>
+        </w:rPr>
+        <w:t xml:space="preserve">"osmdata"</w:t>
+      </w:r>
+      <w:r>
+        <w:rPr>
+          <w:rStyle w:val="NormalTok"/>
+        </w:rPr>
+        <w:t xml:space="preserve">)       </w:t>
+      </w:r>
+      <w:r>
+        <w:rPr>
+          <w:rStyle w:val="CommentTok"/>
+        </w:rPr>
+        <w:t xml:space="preserve"># download OpenStreetMap features (roads, buildings, waterways)</w:t>
+      </w:r>
+      <w:r>
+        <w:br/>
+      </w:r>
+      <w:r>
+        <w:rPr>
+          <w:rStyle w:val="FunctionTok"/>
+        </w:rPr>
+        <w:t xml:space="preserve">install.packages</w:t>
+      </w:r>
+      <w:r>
+        <w:rPr>
+          <w:rStyle w:val="NormalTok"/>
+        </w:rPr>
+        <w:t xml:space="preserve">(</w:t>
+      </w:r>
+      <w:r>
+        <w:rPr>
+          <w:rStyle w:val="StringTok"/>
+        </w:rPr>
+        <w:t xml:space="preserve">"ggfx"</w:t>
+      </w:r>
+      <w:r>
+        <w:rPr>
+          <w:rStyle w:val="NormalTok"/>
+        </w:rPr>
+        <w:t xml:space="preserve">)          </w:t>
+      </w:r>
+      <w:r>
+        <w:rPr>
+          <w:rStyle w:val="CommentTok"/>
+        </w:rPr>
+        <w:t xml:space="preserve"># blur, shadow, and glow effects on ggplot layers</w:t>
+      </w:r>
+    </w:p>
+    <w:p>
+      <w:pPr>
+        <w:pStyle w:val="FirstParagraph"/>
+      </w:pPr>
+      <w:r>
+        <w:t xml:space="preserve">For 3D terrain rendering:</w:t>
+      </w:r>
+    </w:p>
+    <w:p>
+      <w:pPr>
+        <w:pStyle w:val="SourceCode"/>
+      </w:pPr>
+      <w:r>
+        <w:rPr>
+          <w:rStyle w:val="FunctionTok"/>
+        </w:rPr>
+        <w:t xml:space="preserve">install.packages</w:t>
+      </w:r>
+      <w:r>
+        <w:rPr>
+          <w:rStyle w:val="NormalTok"/>
+        </w:rPr>
+        <w:t xml:space="preserve">(</w:t>
+      </w:r>
+      <w:r>
+        <w:rPr>
+          <w:rStyle w:val="FunctionTok"/>
+        </w:rPr>
+        <w:t xml:space="preserve">c</w:t>
+      </w:r>
+      <w:r>
+        <w:rPr>
+          <w:rStyle w:val="NormalTok"/>
+        </w:rPr>
+        <w:t xml:space="preserve">(</w:t>
+      </w:r>
+      <w:r>
+        <w:rPr>
+          <w:rStyle w:val="StringTok"/>
+        </w:rPr>
+        <w:t xml:space="preserve">"rayshader"</w:t>
+      </w:r>
+      <w:r>
+        <w:rPr>
+          <w:rStyle w:val="NormalTok"/>
+        </w:rPr>
+        <w:t xml:space="preserve">, </w:t>
+      </w:r>
+      <w:r>
+        <w:rPr>
+          <w:rStyle w:val="StringTok"/>
+        </w:rPr>
+        <w:t xml:space="preserve">"elevatr"</w:t>
+      </w:r>
+      <w:r>
+        <w:rPr>
+          <w:rStyle w:val="NormalTok"/>
+        </w:rPr>
+        <w:t xml:space="preserve">, </w:t>
+      </w:r>
+      <w:r>
+        <w:rPr>
+          <w:rStyle w:val="StringTok"/>
+        </w:rPr>
+        <w:t xml:space="preserve">"raster"</w:t>
+      </w:r>
+      <w:r>
+        <w:rPr>
+          <w:rStyle w:val="NormalTok"/>
+        </w:rPr>
+        <w:t xml:space="preserve">))</w:t>
+      </w:r>
+      <w:r>
+        <w:br/>
+      </w:r>
+      <w:r>
+        <w:rPr>
+          <w:rStyle w:val="CommentTok"/>
+        </w:rPr>
+        <w:t xml:space="preserve"># rayshader  — render elevation data as 3D maps and raytraced scenes</w:t>
+      </w:r>
+      <w:r>
+        <w:br/>
+      </w:r>
+      <w:r>
+        <w:rPr>
+          <w:rStyle w:val="CommentTok"/>
+        </w:rPr>
+        <w:t xml:space="preserve"># elevatr    — download elevation rasters from AWS or OpenTopography</w:t>
+      </w:r>
+      <w:r>
+        <w:br/>
+      </w:r>
+      <w:r>
+        <w:rPr>
+          <w:rStyle w:val="CommentTok"/>
+        </w:rPr>
+        <w:t xml:space="preserve"># raster     — raster grid operations (legacy package; terra is the modern replacement)</w:t>
+      </w:r>
+    </w:p>
+    <w:p>
+      <w:r>
+        <w:pict>
+          <v:rect style="width:0;height:1.5pt" o:hralign="center" o:hrstd="t" o:hr="t"/>
+        </w:pict>
+      </w:r>
+    </w:p>
+    <w:bookmarkEnd w:id="29"/>
+    <w:bookmarkStart w:id="30" w:name="teaching-datasets"/>
+    <w:p>
+      <w:pPr>
+        <w:pStyle w:val="Heading1"/>
+      </w:pPr>
+      <w:r>
+        <w:t xml:space="preserve">14 · Teaching Datasets</w:t>
+      </w:r>
+    </w:p>
+    <w:p>
+      <w:pPr>
+        <w:pStyle w:val="FirstParagraph"/>
+      </w:pPr>
+      <w:r>
+        <w:t xml:space="preserve">Clean, well-documented datasets used in examples throughout the course.</w:t>
+      </w:r>
+    </w:p>
+    <w:p>
+      <w:pPr>
+        <w:pStyle w:val="SourceCode"/>
+      </w:pPr>
+      <w:r>
+        <w:rPr>
+          <w:rStyle w:val="FunctionTok"/>
+        </w:rPr>
+        <w:t xml:space="preserve">install.packages</w:t>
+      </w:r>
+      <w:r>
+        <w:rPr>
+          <w:rStyle w:val="NormalTok"/>
+        </w:rPr>
+        <w:t xml:space="preserve">(</w:t>
+      </w:r>
+      <w:r>
+        <w:rPr>
+          <w:rStyle w:val="StringTok"/>
+        </w:rPr>
+        <w:t xml:space="preserve">"palmerpenguins"</w:t>
+      </w:r>
+      <w:r>
+        <w:rPr>
+          <w:rStyle w:val="NormalTok"/>
+        </w:rPr>
+        <w:t xml:space="preserve">) </w:t>
+      </w:r>
+      <w:r>
+        <w:rPr>
+          <w:rStyle w:val="CommentTok"/>
+        </w:rPr>
+        <w:t xml:space="preserve"># Palmer Archipelago penguin data — a tidy alternative to iris</w:t>
+      </w:r>
+      <w:r>
+        <w:br/>
+      </w:r>
+      <w:r>
+        <w:rPr>
+          <w:rStyle w:val="FunctionTok"/>
+        </w:rPr>
+        <w:t xml:space="preserve">install.packages</w:t>
+      </w:r>
+      <w:r>
+        <w:rPr>
+          <w:rStyle w:val="NormalTok"/>
+        </w:rPr>
+        <w:t xml:space="preserve">(</w:t>
+      </w:r>
+      <w:r>
+        <w:rPr>
+          <w:rStyle w:val="StringTok"/>
+        </w:rPr>
+        <w:t xml:space="preserve">"nycflights13"</w:t>
+      </w:r>
+      <w:r>
+        <w:rPr>
+          <w:rStyle w:val="NormalTok"/>
+        </w:rPr>
+        <w:t xml:space="preserve">)   </w:t>
+      </w:r>
+      <w:r>
+        <w:rPr>
+          <w:rStyle w:val="CommentTok"/>
+        </w:rPr>
+        <w:t xml:space="preserve"># 336,776 flights departing New York City in 2013</w:t>
+      </w:r>
+      <w:r>
+        <w:br/>
+      </w:r>
+      <w:r>
+        <w:rPr>
+          <w:rStyle w:val="FunctionTok"/>
+        </w:rPr>
+        <w:t xml:space="preserve">install.packages</w:t>
+      </w:r>
+      <w:r>
+        <w:rPr>
+          <w:rStyle w:val="NormalTok"/>
+        </w:rPr>
+        <w:t xml:space="preserve">(</w:t>
+      </w:r>
+      <w:r>
+        <w:rPr>
+          <w:rStyle w:val="StringTok"/>
+        </w:rPr>
+        <w:t xml:space="preserve">"Lahman"</w:t>
+      </w:r>
+      <w:r>
+        <w:rPr>
+          <w:rStyle w:val="NormalTok"/>
+        </w:rPr>
+        <w:t xml:space="preserve">)         </w:t>
+      </w:r>
+      <w:r>
+        <w:rPr>
+          <w:rStyle w:val="CommentTok"/>
+        </w:rPr>
+        <w:t xml:space="preserve"># Sean Lahman's complete baseball statistics database</w:t>
+      </w:r>
+      <w:r>
+        <w:br/>
+      </w:r>
+      <w:r>
+        <w:rPr>
+          <w:rStyle w:val="FunctionTok"/>
+        </w:rPr>
+        <w:t xml:space="preserve">install.packages</w:t>
+      </w:r>
+      <w:r>
+        <w:rPr>
+          <w:rStyle w:val="NormalTok"/>
+        </w:rPr>
+        <w:t xml:space="preserve">(</w:t>
+      </w:r>
+      <w:r>
+        <w:rPr>
+          <w:rStyle w:val="StringTok"/>
+        </w:rPr>
+        <w:t xml:space="preserve">"babynames"</w:t>
+      </w:r>
+      <w:r>
+        <w:rPr>
+          <w:rStyle w:val="NormalTok"/>
+        </w:rPr>
+        <w:t xml:space="preserve">)      </w:t>
+      </w:r>
+      <w:r>
+        <w:rPr>
+          <w:rStyle w:val="CommentTok"/>
+        </w:rPr>
+        <w:t xml:space="preserve"># US baby name counts and proportions, 1880–2017</w:t>
+      </w:r>
+      <w:r>
+        <w:br/>
+      </w:r>
+      <w:r>
+        <w:rPr>
+          <w:rStyle w:val="FunctionTok"/>
+        </w:rPr>
+        <w:t xml:space="preserve">install.packages</w:t>
+      </w:r>
+      <w:r>
+        <w:rPr>
+          <w:rStyle w:val="NormalTok"/>
+        </w:rPr>
+        <w:t xml:space="preserve">(</w:t>
+      </w:r>
+      <w:r>
+        <w:rPr>
+          <w:rStyle w:val="StringTok"/>
+        </w:rPr>
+        <w:t xml:space="preserve">"repurrrsive"</w:t>
+      </w:r>
+      <w:r>
+        <w:rPr>
+          <w:rStyle w:val="NormalTok"/>
+        </w:rPr>
+        <w:t xml:space="preserve">)    </w:t>
+      </w:r>
+      <w:r>
+        <w:rPr>
+          <w:rStyle w:val="CommentTok"/>
+        </w:rPr>
+        <w:t xml:space="preserve"># nested list datasets for learning purrr and iteration</w:t>
+      </w:r>
+    </w:p>
+    <w:p>
+      <w:r>
+        <w:pict>
+          <v:rect style="width:0;height:1.5pt" o:hralign="center" o:hrstd="t" o:hr="t"/>
+        </w:pict>
+      </w:r>
+    </w:p>
+    <w:bookmarkEnd w:id="30"/>
+    <w:bookmarkStart w:id="31" w:name="reporting-and-workflow"/>
+    <w:p>
+      <w:pPr>
+        <w:pStyle w:val="Heading1"/>
+      </w:pPr>
+      <w:r>
+        <w:t xml:space="preserve">15 · Reporting and Workflow</w:t>
+      </w:r>
+    </w:p>
+    <w:p>
+      <w:pPr>
+        <w:pStyle w:val="SourceCode"/>
+      </w:pPr>
+      <w:r>
+        <w:rPr>
+          <w:rStyle w:val="FunctionTok"/>
+        </w:rPr>
+        <w:t xml:space="preserve">install.packages</w:t>
+      </w:r>
+      <w:r>
+        <w:rPr>
+          <w:rStyle w:val="NormalTok"/>
+        </w:rPr>
+        <w:t xml:space="preserve">(</w:t>
+      </w:r>
+      <w:r>
+        <w:rPr>
+          <w:rStyle w:val="StringTok"/>
+        </w:rPr>
+        <w:t xml:space="preserve">"htmlwidgets"</w:t>
+      </w:r>
+      <w:r>
+        <w:rPr>
+          <w:rStyle w:val="NormalTok"/>
+        </w:rPr>
+        <w:t xml:space="preserve">)  </w:t>
+      </w:r>
+      <w:r>
+        <w:rPr>
+          <w:rStyle w:val="CommentTok"/>
+        </w:rPr>
+        <w:t xml:space="preserve"># embed interactive HTML widgets in Quarto documents</w:t>
+      </w:r>
+      <w:r>
+        <w:br/>
+      </w:r>
+      <w:r>
+        <w:rPr>
+          <w:rStyle w:val="FunctionTok"/>
+        </w:rPr>
+        <w:t xml:space="preserve">install.packages</w:t>
+      </w:r>
+      <w:r>
+        <w:rPr>
+          <w:rStyle w:val="NormalTok"/>
+        </w:rPr>
+        <w:t xml:space="preserve">(</w:t>
+      </w:r>
+      <w:r>
+        <w:rPr>
+          <w:rStyle w:val="StringTok"/>
+        </w:rPr>
+        <w:t xml:space="preserve">"htmltools"</w:t>
+      </w:r>
+      <w:r>
+        <w:rPr>
+          <w:rStyle w:val="NormalTok"/>
+        </w:rPr>
+        <w:t xml:space="preserve">)    </w:t>
+      </w:r>
+      <w:r>
+        <w:rPr>
+          <w:rStyle w:val="CommentTok"/>
+        </w:rPr>
+        <w:t xml:space="preserve"># build and manipulate HTML output from R</w:t>
+      </w:r>
+    </w:p>
+    <w:p>
+      <w:r>
+        <w:pict>
+          <v:rect style="width:0;height:1.5pt" o:hralign="center" o:hrstd="t" o:hr="t"/>
+        </w:pict>
+      </w:r>
+    </w:p>
+    <w:bookmarkEnd w:id="31"/>
+    <w:bookmarkStart w:id="32" w:name="full-install-script"/>
+    <w:p>
+      <w:pPr>
+        <w:pStyle w:val="Heading1"/>
+      </w:pPr>
+      <w:r>
+        <w:t xml:space="preserve">Full install script</w:t>
+      </w:r>
+    </w:p>
+    <w:p>
+      <w:pPr>
+        <w:pStyle w:val="FirstParagraph"/>
+      </w:pPr>
+      <w:r>
+        <w:t xml:space="preserve">The block below installs everything in one go. Paste it into the</w:t>
+      </w:r>
+      <w:r>
+        <w:t xml:space="preserve"> </w:t>
+      </w:r>
+      <w:r>
+        <w:rPr>
+          <w:b/>
+          <w:bCs/>
+        </w:rPr>
+        <w:t xml:space="preserve">Console</w:t>
+      </w:r>
+      <w:r>
+        <w:t xml:space="preserve"> </w:t>
+      </w:r>
+      <w:r>
+        <w:t xml:space="preserve">(not a script) and run it once. Expect this to take 10–20 minutes the first time.</w:t>
+      </w:r>
+    </w:p>
+    <w:p>
+      <w:pPr>
+        <w:pStyle w:val="SourceCode"/>
+      </w:pPr>
+      <w:r>
+        <w:rPr>
+          <w:rStyle w:val="CommentTok"/>
+        </w:rPr>
+        <w:t xml:space="preserve"># ── CORE ──────────────────────────────────────────────────────────────────────</w:t>
+      </w:r>
+      <w:r>
+        <w:br/>
+      </w:r>
+      <w:r>
+        <w:rPr>
+          <w:rStyle w:val="FunctionTok"/>
+        </w:rPr>
+        <w:t xml:space="preserve">install.packages</w:t>
+      </w:r>
+      <w:r>
+        <w:rPr>
+          <w:rStyle w:val="NormalTok"/>
+        </w:rPr>
+        <w:t xml:space="preserve">(</w:t>
+      </w:r>
+      <w:r>
+        <w:rPr>
+          <w:rStyle w:val="FunctionTok"/>
+        </w:rPr>
+        <w:t xml:space="preserve">c</w:t>
+      </w:r>
+      <w:r>
+        <w:rPr>
+          <w:rStyle w:val="NormalTok"/>
+        </w:rPr>
+        <w:t xml:space="preserve">(</w:t>
+      </w:r>
+      <w:r>
+        <w:br/>
+      </w:r>
+      <w:r>
+        <w:rPr>
+          <w:rStyle w:val="NormalTok"/>
+        </w:rPr>
+        <w:t xml:space="preserve">  </w:t>
+      </w:r>
+      <w:r>
+        <w:rPr>
+          <w:rStyle w:val="StringTok"/>
+        </w:rPr>
+        <w:t xml:space="preserve">"tidyverse"</w:t>
+      </w:r>
+      <w:r>
+        <w:rPr>
+          <w:rStyle w:val="NormalTok"/>
+        </w:rPr>
+        <w:t xml:space="preserve">, </w:t>
+      </w:r>
+      <w:r>
+        <w:rPr>
+          <w:rStyle w:val="StringTok"/>
+        </w:rPr>
+        <w:t xml:space="preserve">"lubridate"</w:t>
+      </w:r>
+      <w:r>
+        <w:rPr>
+          <w:rStyle w:val="NormalTok"/>
+        </w:rPr>
+        <w:t xml:space="preserve">, </w:t>
+      </w:r>
+      <w:r>
+        <w:rPr>
+          <w:rStyle w:val="StringTok"/>
+        </w:rPr>
+        <w:t xml:space="preserve">"readxl"</w:t>
+      </w:r>
+      <w:r>
+        <w:rPr>
+          <w:rStyle w:val="NormalTok"/>
+        </w:rPr>
+        <w:t xml:space="preserve">, </w:t>
+      </w:r>
+      <w:r>
+        <w:rPr>
+          <w:rStyle w:val="StringTok"/>
+        </w:rPr>
+        <w:t xml:space="preserve">"writexl"</w:t>
+      </w:r>
+      <w:r>
+        <w:rPr>
+          <w:rStyle w:val="NormalTok"/>
+        </w:rPr>
+        <w:t xml:space="preserve">,</w:t>
+      </w:r>
+      <w:r>
+        <w:br/>
+      </w:r>
+      <w:r>
+        <w:rPr>
+          <w:rStyle w:val="NormalTok"/>
+        </w:rPr>
+        <w:t xml:space="preserve">  </w:t>
+      </w:r>
+      <w:r>
+        <w:rPr>
+          <w:rStyle w:val="StringTok"/>
+        </w:rPr>
+        <w:t xml:space="preserve">"janitor"</w:t>
+      </w:r>
+      <w:r>
+        <w:rPr>
+          <w:rStyle w:val="NormalTok"/>
+        </w:rPr>
+        <w:t xml:space="preserve">, </w:t>
+      </w:r>
+      <w:r>
+        <w:rPr>
+          <w:rStyle w:val="StringTok"/>
+        </w:rPr>
+        <w:t xml:space="preserve">"skimr"</w:t>
+      </w:r>
+      <w:r>
+        <w:rPr>
+          <w:rStyle w:val="NormalTok"/>
+        </w:rPr>
+        <w:t xml:space="preserve">, </w:t>
+      </w:r>
+      <w:r>
+        <w:rPr>
+          <w:rStyle w:val="StringTok"/>
+        </w:rPr>
+        <w:t xml:space="preserve">"glue"</w:t>
+      </w:r>
+      <w:r>
+        <w:rPr>
+          <w:rStyle w:val="NormalTok"/>
+        </w:rPr>
+        <w:t xml:space="preserve">, </w:t>
+      </w:r>
+      <w:r>
+        <w:rPr>
+          <w:rStyle w:val="StringTok"/>
+        </w:rPr>
+        <w:t xml:space="preserve">"devtools"</w:t>
+      </w:r>
+      <w:r>
+        <w:rPr>
+          <w:rStyle w:val="NormalTok"/>
+        </w:rPr>
+        <w:t xml:space="preserve">, </w:t>
+      </w:r>
+      <w:r>
+        <w:rPr>
+          <w:rStyle w:val="StringTok"/>
+        </w:rPr>
+        <w:t xml:space="preserve">"remotes"</w:t>
+      </w:r>
+      <w:r>
+        <w:br/>
+      </w:r>
+      <w:r>
+        <w:rPr>
+          <w:rStyle w:val="NormalTok"/>
+        </w:rPr>
+        <w:t xml:space="preserve">))</w:t>
+      </w:r>
+      <w:r>
+        <w:br/>
+      </w:r>
+      <w:r>
+        <w:br/>
+      </w:r>
+      <w:r>
+        <w:rPr>
+          <w:rStyle w:val="CommentTok"/>
+        </w:rPr>
+        <w:t xml:space="preserve"># ── PLOTTING ──────────────────────────────────────────────────────────────────</w:t>
+      </w:r>
+      <w:r>
+        <w:br/>
+      </w:r>
+      <w:r>
+        <w:rPr>
+          <w:rStyle w:val="FunctionTok"/>
+        </w:rPr>
+        <w:t xml:space="preserve">install.packages</w:t>
+      </w:r>
+      <w:r>
+        <w:rPr>
+          <w:rStyle w:val="NormalTok"/>
+        </w:rPr>
+        <w:t xml:space="preserve">(</w:t>
+      </w:r>
+      <w:r>
+        <w:rPr>
+          <w:rStyle w:val="FunctionTok"/>
+        </w:rPr>
+        <w:t xml:space="preserve">c</w:t>
+      </w:r>
+      <w:r>
+        <w:rPr>
+          <w:rStyle w:val="NormalTok"/>
+        </w:rPr>
+        <w:t xml:space="preserve">(</w:t>
+      </w:r>
+      <w:r>
+        <w:br/>
+      </w:r>
+      <w:r>
+        <w:rPr>
+          <w:rStyle w:val="NormalTok"/>
+        </w:rPr>
+        <w:t xml:space="preserve">  </w:t>
+      </w:r>
+      <w:r>
+        <w:rPr>
+          <w:rStyle w:val="StringTok"/>
+        </w:rPr>
+        <w:t xml:space="preserve">"patchwork"</w:t>
+      </w:r>
+      <w:r>
+        <w:rPr>
+          <w:rStyle w:val="NormalTok"/>
+        </w:rPr>
+        <w:t xml:space="preserve">, </w:t>
+      </w:r>
+      <w:r>
+        <w:rPr>
+          <w:rStyle w:val="StringTok"/>
+        </w:rPr>
+        <w:t xml:space="preserve">"scales"</w:t>
+      </w:r>
+      <w:r>
+        <w:rPr>
+          <w:rStyle w:val="NormalTok"/>
+        </w:rPr>
+        <w:t xml:space="preserve">, </w:t>
+      </w:r>
+      <w:r>
+        <w:rPr>
+          <w:rStyle w:val="StringTok"/>
+        </w:rPr>
+        <w:t xml:space="preserve">"ggthemes"</w:t>
+      </w:r>
+      <w:r>
+        <w:rPr>
+          <w:rStyle w:val="NormalTok"/>
+        </w:rPr>
+        <w:t xml:space="preserve">, </w:t>
+      </w:r>
+      <w:r>
+        <w:rPr>
+          <w:rStyle w:val="StringTok"/>
+        </w:rPr>
+        <w:t xml:space="preserve">"ggridges"</w:t>
+      </w:r>
+      <w:r>
+        <w:rPr>
+          <w:rStyle w:val="NormalTok"/>
+        </w:rPr>
+        <w:t xml:space="preserve">, </w:t>
+      </w:r>
+      <w:r>
+        <w:rPr>
+          <w:rStyle w:val="StringTok"/>
+        </w:rPr>
+        <w:t xml:space="preserve">"ggpubr"</w:t>
+      </w:r>
+      <w:r>
+        <w:rPr>
+          <w:rStyle w:val="NormalTok"/>
+        </w:rPr>
+        <w:t xml:space="preserve">,</w:t>
+      </w:r>
+      <w:r>
+        <w:br/>
+      </w:r>
+      <w:r>
+        <w:rPr>
+          <w:rStyle w:val="NormalTok"/>
+        </w:rPr>
+        <w:t xml:space="preserve">  </w:t>
+      </w:r>
+      <w:r>
+        <w:rPr>
+          <w:rStyle w:val="StringTok"/>
+        </w:rPr>
+        <w:t xml:space="preserve">"viridis"</w:t>
+      </w:r>
+      <w:r>
+        <w:rPr>
+          <w:rStyle w:val="NormalTok"/>
+        </w:rPr>
+        <w:t xml:space="preserve">, </w:t>
+      </w:r>
+      <w:r>
+        <w:rPr>
+          <w:rStyle w:val="StringTok"/>
+        </w:rPr>
+        <w:t xml:space="preserve">"ggtext"</w:t>
+      </w:r>
+      <w:r>
+        <w:rPr>
+          <w:rStyle w:val="NormalTok"/>
+        </w:rPr>
+        <w:t xml:space="preserve">, </w:t>
+      </w:r>
+      <w:r>
+        <w:rPr>
+          <w:rStyle w:val="StringTok"/>
+        </w:rPr>
+        <w:t xml:space="preserve">"showtext"</w:t>
+      </w:r>
+      <w:r>
+        <w:rPr>
+          <w:rStyle w:val="NormalTok"/>
+        </w:rPr>
+        <w:t xml:space="preserve">, </w:t>
+      </w:r>
+      <w:r>
+        <w:rPr>
+          <w:rStyle w:val="StringTok"/>
+        </w:rPr>
+        <w:t xml:space="preserve">"ragg"</w:t>
+      </w:r>
+      <w:r>
+        <w:rPr>
+          <w:rStyle w:val="NormalTok"/>
+        </w:rPr>
+        <w:t xml:space="preserve">,</w:t>
+      </w:r>
+      <w:r>
+        <w:br/>
+      </w:r>
+      <w:r>
+        <w:rPr>
+          <w:rStyle w:val="NormalTok"/>
+        </w:rPr>
+        <w:t xml:space="preserve">  </w:t>
+      </w:r>
+      <w:r>
+        <w:rPr>
+          <w:rStyle w:val="StringTok"/>
+        </w:rPr>
+        <w:t xml:space="preserve">"plotly"</w:t>
+      </w:r>
+      <w:r>
+        <w:rPr>
+          <w:rStyle w:val="NormalTok"/>
+        </w:rPr>
+        <w:t xml:space="preserve">, </w:t>
+      </w:r>
+      <w:r>
+        <w:rPr>
+          <w:rStyle w:val="StringTok"/>
+        </w:rPr>
+        <w:t xml:space="preserve">"ggiraph"</w:t>
+      </w:r>
+      <w:r>
+        <w:rPr>
+          <w:rStyle w:val="NormalTok"/>
+        </w:rPr>
+        <w:t xml:space="preserve">, </w:t>
+      </w:r>
+      <w:r>
+        <w:rPr>
+          <w:rStyle w:val="StringTok"/>
+        </w:rPr>
+        <w:t xml:space="preserve">"gganimate"</w:t>
+      </w:r>
+      <w:r>
+        <w:rPr>
+          <w:rStyle w:val="NormalTok"/>
+        </w:rPr>
+        <w:t xml:space="preserve">, </w:t>
+      </w:r>
+      <w:r>
+        <w:rPr>
+          <w:rStyle w:val="StringTok"/>
+        </w:rPr>
+        <w:t xml:space="preserve">"gifski"</w:t>
+      </w:r>
+      <w:r>
+        <w:rPr>
+          <w:rStyle w:val="NormalTok"/>
+        </w:rPr>
+        <w:t xml:space="preserve">, </w:t>
+      </w:r>
+      <w:r>
+        <w:rPr>
+          <w:rStyle w:val="StringTok"/>
+        </w:rPr>
+        <w:t xml:space="preserve">"av"</w:t>
+      </w:r>
+      <w:r>
+        <w:rPr>
+          <w:rStyle w:val="NormalTok"/>
+        </w:rPr>
+        <w:t xml:space="preserve">,</w:t>
+      </w:r>
+      <w:r>
+        <w:br/>
+      </w:r>
+      <w:r>
+        <w:rPr>
+          <w:rStyle w:val="NormalTok"/>
+        </w:rPr>
+        <w:t xml:space="preserve">  </w:t>
+      </w:r>
+      <w:r>
+        <w:rPr>
+          <w:rStyle w:val="StringTok"/>
+        </w:rPr>
+        <w:t xml:space="preserve">"ggview"</w:t>
+      </w:r>
+      <w:r>
+        <w:rPr>
+          <w:rStyle w:val="NormalTok"/>
+        </w:rPr>
+        <w:t xml:space="preserve">, </w:t>
+      </w:r>
+      <w:r>
+        <w:rPr>
+          <w:rStyle w:val="StringTok"/>
+        </w:rPr>
+        <w:t xml:space="preserve">"camcorder"</w:t>
+      </w:r>
+      <w:r>
+        <w:rPr>
+          <w:rStyle w:val="NormalTok"/>
+        </w:rPr>
+        <w:t xml:space="preserve">, </w:t>
+      </w:r>
+      <w:r>
+        <w:rPr>
+          <w:rStyle w:val="StringTok"/>
+        </w:rPr>
+        <w:t xml:space="preserve">"ggThemeAssist"</w:t>
+      </w:r>
+      <w:r>
+        <w:rPr>
+          <w:rStyle w:val="NormalTok"/>
+        </w:rPr>
+        <w:t xml:space="preserve">, </w:t>
+      </w:r>
+      <w:r>
+        <w:rPr>
+          <w:rStyle w:val="StringTok"/>
+        </w:rPr>
+        <w:t xml:space="preserve">"styler"</w:t>
+      </w:r>
+      <w:r>
+        <w:br/>
+      </w:r>
+      <w:r>
+        <w:rPr>
+          <w:rStyle w:val="NormalTok"/>
+        </w:rPr>
+        <w:t xml:space="preserve">))</w:t>
+      </w:r>
+      <w:r>
+        <w:br/>
+      </w:r>
+      <w:r>
+        <w:br/>
+      </w:r>
+      <w:r>
+        <w:rPr>
+          <w:rStyle w:val="CommentTok"/>
+        </w:rPr>
+        <w:t xml:space="preserve"># ── TABLES ────────────────────────────────────────────────────────────────────</w:t>
+      </w:r>
+      <w:r>
+        <w:br/>
+      </w:r>
+      <w:r>
+        <w:rPr>
+          <w:rStyle w:val="FunctionTok"/>
+        </w:rPr>
+        <w:t xml:space="preserve">install.packages</w:t>
+      </w:r>
+      <w:r>
+        <w:rPr>
+          <w:rStyle w:val="NormalTok"/>
+        </w:rPr>
+        <w:t xml:space="preserve">(</w:t>
+      </w:r>
+      <w:r>
+        <w:rPr>
+          <w:rStyle w:val="FunctionTok"/>
+        </w:rPr>
+        <w:t xml:space="preserve">c</w:t>
+      </w:r>
+      <w:r>
+        <w:rPr>
+          <w:rStyle w:val="NormalTok"/>
+        </w:rPr>
+        <w:t xml:space="preserve">(</w:t>
+      </w:r>
+      <w:r>
+        <w:br/>
+      </w:r>
+      <w:r>
+        <w:rPr>
+          <w:rStyle w:val="NormalTok"/>
+        </w:rPr>
+        <w:t xml:space="preserve">  </w:t>
+      </w:r>
+      <w:r>
+        <w:rPr>
+          <w:rStyle w:val="StringTok"/>
+        </w:rPr>
+        <w:t xml:space="preserve">"flextable"</w:t>
+      </w:r>
+      <w:r>
+        <w:rPr>
+          <w:rStyle w:val="NormalTok"/>
+        </w:rPr>
+        <w:t xml:space="preserve">, </w:t>
+      </w:r>
+      <w:r>
+        <w:rPr>
+          <w:rStyle w:val="StringTok"/>
+        </w:rPr>
+        <w:t xml:space="preserve">"gt"</w:t>
+      </w:r>
+      <w:r>
+        <w:rPr>
+          <w:rStyle w:val="NormalTok"/>
+        </w:rPr>
+        <w:t xml:space="preserve">, </w:t>
+      </w:r>
+      <w:r>
+        <w:rPr>
+          <w:rStyle w:val="StringTok"/>
+        </w:rPr>
+        <w:t xml:space="preserve">"knitr"</w:t>
+      </w:r>
+      <w:r>
+        <w:rPr>
+          <w:rStyle w:val="NormalTok"/>
+        </w:rPr>
+        <w:t xml:space="preserve">, </w:t>
+      </w:r>
+      <w:r>
+        <w:rPr>
+          <w:rStyle w:val="StringTok"/>
+        </w:rPr>
+        <w:t xml:space="preserve">"kableExtra"</w:t>
+      </w:r>
+      <w:r>
+        <w:rPr>
+          <w:rStyle w:val="NormalTok"/>
+        </w:rPr>
+        <w:t xml:space="preserve">,</w:t>
+      </w:r>
+      <w:r>
+        <w:br/>
+      </w:r>
+      <w:r>
+        <w:rPr>
+          <w:rStyle w:val="NormalTok"/>
+        </w:rPr>
+        <w:t xml:space="preserve">  </w:t>
+      </w:r>
+      <w:r>
+        <w:rPr>
+          <w:rStyle w:val="StringTok"/>
+        </w:rPr>
+        <w:t xml:space="preserve">"tinytable"</w:t>
+      </w:r>
+      <w:r>
+        <w:rPr>
+          <w:rStyle w:val="NormalTok"/>
+        </w:rPr>
+        <w:t xml:space="preserve">, </w:t>
+      </w:r>
+      <w:r>
+        <w:rPr>
+          <w:rStyle w:val="StringTok"/>
+        </w:rPr>
+        <w:t xml:space="preserve">"huxtable"</w:t>
+      </w:r>
+      <w:r>
+        <w:rPr>
+          <w:rStyle w:val="NormalTok"/>
+        </w:rPr>
+        <w:t xml:space="preserve">, </w:t>
+      </w:r>
+      <w:r>
+        <w:rPr>
+          <w:rStyle w:val="StringTok"/>
+        </w:rPr>
+        <w:t xml:space="preserve">"officer"</w:t>
+      </w:r>
+      <w:r>
+        <w:rPr>
+          <w:rStyle w:val="NormalTok"/>
+        </w:rPr>
+        <w:t xml:space="preserve">, </w:t>
+      </w:r>
+      <w:r>
+        <w:rPr>
+          <w:rStyle w:val="StringTok"/>
+        </w:rPr>
+        <w:t xml:space="preserve">"webshot2"</w:t>
+      </w:r>
+      <w:r>
+        <w:rPr>
+          <w:rStyle w:val="NormalTok"/>
+        </w:rPr>
+        <w:t xml:space="preserve">, </w:t>
+      </w:r>
+      <w:r>
+        <w:rPr>
+          <w:rStyle w:val="StringTok"/>
+        </w:rPr>
+        <w:t xml:space="preserve">"pandoc"</w:t>
+      </w:r>
+      <w:r>
+        <w:br/>
+      </w:r>
+      <w:r>
+        <w:rPr>
+          <w:rStyle w:val="NormalTok"/>
+        </w:rPr>
+        <w:t xml:space="preserve">))</w:t>
+      </w:r>
+      <w:r>
+        <w:br/>
+      </w:r>
+      <w:r>
+        <w:br/>
+      </w:r>
+      <w:r>
+        <w:rPr>
+          <w:rStyle w:val="CommentTok"/>
+        </w:rPr>
+        <w:t xml:space="preserve"># ── DATA ──────────────────────────────────────────────────────────────────────</w:t>
+      </w:r>
+      <w:r>
+        <w:br/>
+      </w:r>
+      <w:r>
+        <w:rPr>
+          <w:rStyle w:val="FunctionTok"/>
+        </w:rPr>
+        <w:t xml:space="preserve">install.packages</w:t>
+      </w:r>
+      <w:r>
+        <w:rPr>
+          <w:rStyle w:val="NormalTok"/>
+        </w:rPr>
+        <w:t xml:space="preserve">(</w:t>
+      </w:r>
+      <w:r>
+        <w:rPr>
+          <w:rStyle w:val="FunctionTok"/>
+        </w:rPr>
+        <w:t xml:space="preserve">c</w:t>
+      </w:r>
+      <w:r>
+        <w:rPr>
+          <w:rStyle w:val="NormalTok"/>
+        </w:rPr>
+        <w:t xml:space="preserve">(</w:t>
+      </w:r>
+      <w:r>
+        <w:rPr>
+          <w:rStyle w:val="StringTok"/>
+        </w:rPr>
+        <w:t xml:space="preserve">"arrow"</w:t>
+      </w:r>
+      <w:r>
+        <w:rPr>
+          <w:rStyle w:val="NormalTok"/>
+        </w:rPr>
+        <w:t xml:space="preserve">, </w:t>
+      </w:r>
+      <w:r>
+        <w:rPr>
+          <w:rStyle w:val="StringTok"/>
+        </w:rPr>
+        <w:t xml:space="preserve">"duckdb"</w:t>
+      </w:r>
+      <w:r>
+        <w:rPr>
+          <w:rStyle w:val="NormalTok"/>
+        </w:rPr>
+        <w:t xml:space="preserve">))</w:t>
+      </w:r>
+      <w:r>
+        <w:br/>
+      </w:r>
+      <w:r>
+        <w:br/>
+      </w:r>
+      <w:r>
+        <w:rPr>
+          <w:rStyle w:val="CommentTok"/>
+        </w:rPr>
+        <w:t xml:space="preserve"># ── DESCRIPTIVE STATS ─────────────────────────────────────────────────────────</w:t>
+      </w:r>
+      <w:r>
+        <w:br/>
+      </w:r>
+      <w:r>
+        <w:rPr>
+          <w:rStyle w:val="FunctionTok"/>
+        </w:rPr>
+        <w:t xml:space="preserve">install.packages</w:t>
+      </w:r>
+      <w:r>
+        <w:rPr>
+          <w:rStyle w:val="NormalTok"/>
+        </w:rPr>
+        <w:t xml:space="preserve">(</w:t>
+      </w:r>
+      <w:r>
+        <w:rPr>
+          <w:rStyle w:val="FunctionTok"/>
+        </w:rPr>
+        <w:t xml:space="preserve">c</w:t>
+      </w:r>
+      <w:r>
+        <w:rPr>
+          <w:rStyle w:val="NormalTok"/>
+        </w:rPr>
+        <w:t xml:space="preserve">(</w:t>
+      </w:r>
+      <w:r>
+        <w:rPr>
+          <w:rStyle w:val="StringTok"/>
+        </w:rPr>
+        <w:t xml:space="preserve">"psych"</w:t>
+      </w:r>
+      <w:r>
+        <w:rPr>
+          <w:rStyle w:val="NormalTok"/>
+        </w:rPr>
+        <w:t xml:space="preserve">, </w:t>
+      </w:r>
+      <w:r>
+        <w:rPr>
+          <w:rStyle w:val="StringTok"/>
+        </w:rPr>
+        <w:t xml:space="preserve">"Hmisc"</w:t>
+      </w:r>
+      <w:r>
+        <w:rPr>
+          <w:rStyle w:val="NormalTok"/>
+        </w:rPr>
+        <w:t xml:space="preserve">, </w:t>
+      </w:r>
+      <w:r>
+        <w:rPr>
+          <w:rStyle w:val="StringTok"/>
+        </w:rPr>
+        <w:t xml:space="preserve">"moments"</w:t>
+      </w:r>
+      <w:r>
+        <w:rPr>
+          <w:rStyle w:val="NormalTok"/>
+        </w:rPr>
+        <w:t xml:space="preserve">, </w:t>
+      </w:r>
+      <w:r>
+        <w:rPr>
+          <w:rStyle w:val="StringTok"/>
+        </w:rPr>
+        <w:t xml:space="preserve">"FSA"</w:t>
+      </w:r>
+      <w:r>
+        <w:rPr>
+          <w:rStyle w:val="NormalTok"/>
+        </w:rPr>
+        <w:t xml:space="preserve">))</w:t>
+      </w:r>
+      <w:r>
+        <w:br/>
+      </w:r>
+      <w:r>
+        <w:br/>
+      </w:r>
+      <w:r>
+        <w:rPr>
+          <w:rStyle w:val="CommentTok"/>
+        </w:rPr>
+        <w:t xml:space="preserve"># ── STATISTICAL TESTS ─────────────────────────────────────────────────────────</w:t>
+      </w:r>
+      <w:r>
+        <w:br/>
+      </w:r>
+      <w:r>
+        <w:rPr>
+          <w:rStyle w:val="FunctionTok"/>
+        </w:rPr>
+        <w:t xml:space="preserve">install.packages</w:t>
+      </w:r>
+      <w:r>
+        <w:rPr>
+          <w:rStyle w:val="NormalTok"/>
+        </w:rPr>
+        <w:t xml:space="preserve">(</w:t>
+      </w:r>
+      <w:r>
+        <w:rPr>
+          <w:rStyle w:val="FunctionTok"/>
+        </w:rPr>
+        <w:t xml:space="preserve">c</w:t>
+      </w:r>
+      <w:r>
+        <w:rPr>
+          <w:rStyle w:val="NormalTok"/>
+        </w:rPr>
+        <w:t xml:space="preserve">(</w:t>
+      </w:r>
+      <w:r>
+        <w:br/>
+      </w:r>
+      <w:r>
+        <w:rPr>
+          <w:rStyle w:val="NormalTok"/>
+        </w:rPr>
+        <w:t xml:space="preserve">  </w:t>
+      </w:r>
+      <w:r>
+        <w:rPr>
+          <w:rStyle w:val="StringTok"/>
+        </w:rPr>
+        <w:t xml:space="preserve">"car"</w:t>
+      </w:r>
+      <w:r>
+        <w:rPr>
+          <w:rStyle w:val="NormalTok"/>
+        </w:rPr>
+        <w:t xml:space="preserve">, </w:t>
+      </w:r>
+      <w:r>
+        <w:rPr>
+          <w:rStyle w:val="StringTok"/>
+        </w:rPr>
+        <w:t xml:space="preserve">"broom"</w:t>
+      </w:r>
+      <w:r>
+        <w:rPr>
+          <w:rStyle w:val="NormalTok"/>
+        </w:rPr>
+        <w:t xml:space="preserve">, </w:t>
+      </w:r>
+      <w:r>
+        <w:rPr>
+          <w:rStyle w:val="StringTok"/>
+        </w:rPr>
+        <w:t xml:space="preserve">"emmeans"</w:t>
+      </w:r>
+      <w:r>
+        <w:rPr>
+          <w:rStyle w:val="NormalTok"/>
+        </w:rPr>
+        <w:t xml:space="preserve">, </w:t>
+      </w:r>
+      <w:r>
+        <w:rPr>
+          <w:rStyle w:val="StringTok"/>
+        </w:rPr>
+        <w:t xml:space="preserve">"multcompView"</w:t>
+      </w:r>
+      <w:r>
+        <w:rPr>
+          <w:rStyle w:val="NormalTok"/>
+        </w:rPr>
+        <w:t xml:space="preserve">,</w:t>
+      </w:r>
+      <w:r>
+        <w:br/>
+      </w:r>
+      <w:r>
+        <w:rPr>
+          <w:rStyle w:val="NormalTok"/>
+        </w:rPr>
+        <w:t xml:space="preserve">  </w:t>
+      </w:r>
+      <w:r>
+        <w:rPr>
+          <w:rStyle w:val="StringTok"/>
+        </w:rPr>
+        <w:t xml:space="preserve">"Rmisc"</w:t>
+      </w:r>
+      <w:r>
+        <w:rPr>
+          <w:rStyle w:val="NormalTok"/>
+        </w:rPr>
+        <w:t xml:space="preserve">, </w:t>
+      </w:r>
+      <w:r>
+        <w:rPr>
+          <w:rStyle w:val="StringTok"/>
+        </w:rPr>
+        <w:t xml:space="preserve">"coin"</w:t>
+      </w:r>
+      <w:r>
+        <w:rPr>
+          <w:rStyle w:val="NormalTok"/>
+        </w:rPr>
+        <w:t xml:space="preserve">, </w:t>
+      </w:r>
+      <w:r>
+        <w:rPr>
+          <w:rStyle w:val="StringTok"/>
+        </w:rPr>
+        <w:t xml:space="preserve">"rcompanion"</w:t>
+      </w:r>
+      <w:r>
+        <w:rPr>
+          <w:rStyle w:val="NormalTok"/>
+        </w:rPr>
+        <w:t xml:space="preserve">, </w:t>
+      </w:r>
+      <w:r>
+        <w:rPr>
+          <w:rStyle w:val="StringTok"/>
+        </w:rPr>
+        <w:t xml:space="preserve">"pwr"</w:t>
+      </w:r>
+      <w:r>
+        <w:rPr>
+          <w:rStyle w:val="NormalTok"/>
+        </w:rPr>
+        <w:t xml:space="preserve">, </w:t>
+      </w:r>
+      <w:r>
+        <w:rPr>
+          <w:rStyle w:val="StringTok"/>
+        </w:rPr>
+        <w:t xml:space="preserve">"perm"</w:t>
+      </w:r>
+      <w:r>
+        <w:br/>
+      </w:r>
+      <w:r>
+        <w:rPr>
+          <w:rStyle w:val="NormalTok"/>
+        </w:rPr>
+        <w:t xml:space="preserve">))</w:t>
+      </w:r>
+      <w:r>
+        <w:br/>
+      </w:r>
+      <w:r>
+        <w:br/>
+      </w:r>
+      <w:r>
+        <w:rPr>
+          <w:rStyle w:val="CommentTok"/>
+        </w:rPr>
+        <w:t xml:space="preserve"># ── ANOVA &amp; LINEAR MODELS ─────────────────────────────────────────────────────</w:t>
+      </w:r>
+      <w:r>
+        <w:br/>
+      </w:r>
+      <w:r>
+        <w:rPr>
+          <w:rStyle w:val="FunctionTok"/>
+        </w:rPr>
+        <w:t xml:space="preserve">install.packages</w:t>
+      </w:r>
+      <w:r>
+        <w:rPr>
+          <w:rStyle w:val="NormalTok"/>
+        </w:rPr>
+        <w:t xml:space="preserve">(</w:t>
+      </w:r>
+      <w:r>
+        <w:rPr>
+          <w:rStyle w:val="FunctionTok"/>
+        </w:rPr>
+        <w:t xml:space="preserve">c</w:t>
+      </w:r>
+      <w:r>
+        <w:rPr>
+          <w:rStyle w:val="NormalTok"/>
+        </w:rPr>
+        <w:t xml:space="preserve">(</w:t>
+      </w:r>
+      <w:r>
+        <w:rPr>
+          <w:rStyle w:val="StringTok"/>
+        </w:rPr>
+        <w:t xml:space="preserve">"afex"</w:t>
+      </w:r>
+      <w:r>
+        <w:rPr>
+          <w:rStyle w:val="NormalTok"/>
+        </w:rPr>
+        <w:t xml:space="preserve">, </w:t>
+      </w:r>
+      <w:r>
+        <w:rPr>
+          <w:rStyle w:val="StringTok"/>
+        </w:rPr>
+        <w:t xml:space="preserve">"relaimpo"</w:t>
+      </w:r>
+      <w:r>
+        <w:rPr>
+          <w:rStyle w:val="NormalTok"/>
+        </w:rPr>
+        <w:t xml:space="preserve">))</w:t>
+      </w:r>
+      <w:r>
+        <w:br/>
+      </w:r>
+      <w:r>
+        <w:br/>
+      </w:r>
+      <w:r>
+        <w:rPr>
+          <w:rStyle w:val="CommentTok"/>
+        </w:rPr>
+        <w:t xml:space="preserve"># ── MIXED MODELS ──────────────────────────────────────────────────────────────</w:t>
+      </w:r>
+      <w:r>
+        <w:br/>
+      </w:r>
+      <w:r>
+        <w:rPr>
+          <w:rStyle w:val="FunctionTok"/>
+        </w:rPr>
+        <w:t xml:space="preserve">install.packages</w:t>
+      </w:r>
+      <w:r>
+        <w:rPr>
+          <w:rStyle w:val="NormalTok"/>
+        </w:rPr>
+        <w:t xml:space="preserve">(</w:t>
+      </w:r>
+      <w:r>
+        <w:rPr>
+          <w:rStyle w:val="FunctionTok"/>
+        </w:rPr>
+        <w:t xml:space="preserve">c</w:t>
+      </w:r>
+      <w:r>
+        <w:rPr>
+          <w:rStyle w:val="NormalTok"/>
+        </w:rPr>
+        <w:t xml:space="preserve">(</w:t>
+      </w:r>
+      <w:r>
+        <w:br/>
+      </w:r>
+      <w:r>
+        <w:rPr>
+          <w:rStyle w:val="NormalTok"/>
+        </w:rPr>
+        <w:t xml:space="preserve">  </w:t>
+      </w:r>
+      <w:r>
+        <w:rPr>
+          <w:rStyle w:val="StringTok"/>
+        </w:rPr>
+        <w:t xml:space="preserve">"lme4"</w:t>
+      </w:r>
+      <w:r>
+        <w:rPr>
+          <w:rStyle w:val="NormalTok"/>
+        </w:rPr>
+        <w:t xml:space="preserve">, </w:t>
+      </w:r>
+      <w:r>
+        <w:rPr>
+          <w:rStyle w:val="StringTok"/>
+        </w:rPr>
+        <w:t xml:space="preserve">"lmerTest"</w:t>
+      </w:r>
+      <w:r>
+        <w:rPr>
+          <w:rStyle w:val="NormalTok"/>
+        </w:rPr>
+        <w:t xml:space="preserve">, </w:t>
+      </w:r>
+      <w:r>
+        <w:rPr>
+          <w:rStyle w:val="StringTok"/>
+        </w:rPr>
+        <w:t xml:space="preserve">"broom.mixed"</w:t>
+      </w:r>
+      <w:r>
+        <w:rPr>
+          <w:rStyle w:val="NormalTok"/>
+        </w:rPr>
+        <w:t xml:space="preserve">,</w:t>
+      </w:r>
+      <w:r>
+        <w:br/>
+      </w:r>
+      <w:r>
+        <w:rPr>
+          <w:rStyle w:val="NormalTok"/>
+        </w:rPr>
+        <w:t xml:space="preserve">  </w:t>
+      </w:r>
+      <w:r>
+        <w:rPr>
+          <w:rStyle w:val="StringTok"/>
+        </w:rPr>
+        <w:t xml:space="preserve">"performance"</w:t>
+      </w:r>
+      <w:r>
+        <w:rPr>
+          <w:rStyle w:val="NormalTok"/>
+        </w:rPr>
+        <w:t xml:space="preserve">, </w:t>
+      </w:r>
+      <w:r>
+        <w:rPr>
+          <w:rStyle w:val="StringTok"/>
+        </w:rPr>
+        <w:t xml:space="preserve">"see"</w:t>
+      </w:r>
+      <w:r>
+        <w:rPr>
+          <w:rStyle w:val="NormalTok"/>
+        </w:rPr>
+        <w:t xml:space="preserve">, </w:t>
+      </w:r>
+      <w:r>
+        <w:rPr>
+          <w:rStyle w:val="StringTok"/>
+        </w:rPr>
+        <w:t xml:space="preserve">"sjPlot"</w:t>
+      </w:r>
+      <w:r>
+        <w:br/>
+      </w:r>
+      <w:r>
+        <w:rPr>
+          <w:rStyle w:val="NormalTok"/>
+        </w:rPr>
+        <w:t xml:space="preserve">))</w:t>
+      </w:r>
+      <w:r>
+        <w:br/>
+      </w:r>
+      <w:r>
+        <w:br/>
+      </w:r>
+      <w:r>
+        <w:rPr>
+          <w:rStyle w:val="CommentTok"/>
+        </w:rPr>
+        <w:t xml:space="preserve"># ── GLMS ──────────────────────────────────────────────────────────────────────</w:t>
+      </w:r>
+      <w:r>
+        <w:br/>
+      </w:r>
+      <w:r>
+        <w:rPr>
+          <w:rStyle w:val="FunctionTok"/>
+        </w:rPr>
+        <w:t xml:space="preserve">install.packages</w:t>
+      </w:r>
+      <w:r>
+        <w:rPr>
+          <w:rStyle w:val="NormalTok"/>
+        </w:rPr>
+        <w:t xml:space="preserve">(</w:t>
+      </w:r>
+      <w:r>
+        <w:rPr>
+          <w:rStyle w:val="FunctionTok"/>
+        </w:rPr>
+        <w:t xml:space="preserve">c</w:t>
+      </w:r>
+      <w:r>
+        <w:rPr>
+          <w:rStyle w:val="NormalTok"/>
+        </w:rPr>
+        <w:t xml:space="preserve">(</w:t>
+      </w:r>
+      <w:r>
+        <w:br/>
+      </w:r>
+      <w:r>
+        <w:rPr>
+          <w:rStyle w:val="NormalTok"/>
+        </w:rPr>
+        <w:t xml:space="preserve">  </w:t>
+      </w:r>
+      <w:r>
+        <w:rPr>
+          <w:rStyle w:val="StringTok"/>
+        </w:rPr>
+        <w:t xml:space="preserve">"pscl"</w:t>
+      </w:r>
+      <w:r>
+        <w:rPr>
+          <w:rStyle w:val="NormalTok"/>
+        </w:rPr>
+        <w:t xml:space="preserve">, </w:t>
+      </w:r>
+      <w:r>
+        <w:rPr>
+          <w:rStyle w:val="StringTok"/>
+        </w:rPr>
+        <w:t xml:space="preserve">"DHARMa"</w:t>
+      </w:r>
+      <w:r>
+        <w:rPr>
+          <w:rStyle w:val="NormalTok"/>
+        </w:rPr>
+        <w:t xml:space="preserve">, </w:t>
+      </w:r>
+      <w:r>
+        <w:rPr>
+          <w:rStyle w:val="StringTok"/>
+        </w:rPr>
+        <w:t xml:space="preserve">"ResourceSelection"</w:t>
+      </w:r>
+      <w:r>
+        <w:rPr>
+          <w:rStyle w:val="NormalTok"/>
+        </w:rPr>
+        <w:t xml:space="preserve">, </w:t>
+      </w:r>
+      <w:r>
+        <w:rPr>
+          <w:rStyle w:val="StringTok"/>
+        </w:rPr>
+        <w:t xml:space="preserve">"faraway"</w:t>
+      </w:r>
+      <w:r>
+        <w:br/>
+      </w:r>
+      <w:r>
+        <w:rPr>
+          <w:rStyle w:val="NormalTok"/>
+        </w:rPr>
+        <w:t xml:space="preserve">))</w:t>
+      </w:r>
+      <w:r>
+        <w:br/>
+      </w:r>
+      <w:r>
+        <w:br/>
+      </w:r>
+      <w:r>
+        <w:rPr>
+          <w:rStyle w:val="CommentTok"/>
+        </w:rPr>
+        <w:t xml:space="preserve"># ── MODEL VISUALISATION ───────────────────────────────────────────────────────</w:t>
+      </w:r>
+      <w:r>
+        <w:br/>
+      </w:r>
+      <w:r>
+        <w:rPr>
+          <w:rStyle w:val="FunctionTok"/>
+        </w:rPr>
+        <w:t xml:space="preserve">install.packages</w:t>
+      </w:r>
+      <w:r>
+        <w:rPr>
+          <w:rStyle w:val="NormalTok"/>
+        </w:rPr>
+        <w:t xml:space="preserve">(</w:t>
+      </w:r>
+      <w:r>
+        <w:rPr>
+          <w:rStyle w:val="FunctionTok"/>
+        </w:rPr>
+        <w:t xml:space="preserve">c</w:t>
+      </w:r>
+      <w:r>
+        <w:rPr>
+          <w:rStyle w:val="NormalTok"/>
+        </w:rPr>
+        <w:t xml:space="preserve">(</w:t>
+      </w:r>
+      <w:r>
+        <w:br/>
+      </w:r>
+      <w:r>
+        <w:rPr>
+          <w:rStyle w:val="NormalTok"/>
+        </w:rPr>
+        <w:t xml:space="preserve">  </w:t>
+      </w:r>
+      <w:r>
+        <w:rPr>
+          <w:rStyle w:val="StringTok"/>
+        </w:rPr>
+        <w:t xml:space="preserve">"dotwhisker"</w:t>
+      </w:r>
+      <w:r>
+        <w:rPr>
+          <w:rStyle w:val="NormalTok"/>
+        </w:rPr>
+        <w:t xml:space="preserve">, </w:t>
+      </w:r>
+      <w:r>
+        <w:rPr>
+          <w:rStyle w:val="StringTok"/>
+        </w:rPr>
+        <w:t xml:space="preserve">"ggfortify"</w:t>
+      </w:r>
+      <w:r>
+        <w:rPr>
+          <w:rStyle w:val="NormalTok"/>
+        </w:rPr>
+        <w:t xml:space="preserve">, </w:t>
+      </w:r>
+      <w:r>
+        <w:rPr>
+          <w:rStyle w:val="StringTok"/>
+        </w:rPr>
+        <w:t xml:space="preserve">"interactions"</w:t>
+      </w:r>
+      <w:r>
+        <w:rPr>
+          <w:rStyle w:val="NormalTok"/>
+        </w:rPr>
+        <w:t xml:space="preserve">, </w:t>
+      </w:r>
+      <w:r>
+        <w:rPr>
+          <w:rStyle w:val="StringTok"/>
+        </w:rPr>
+        <w:t xml:space="preserve">"sensemakr"</w:t>
+      </w:r>
+      <w:r>
+        <w:br/>
+      </w:r>
+      <w:r>
+        <w:rPr>
+          <w:rStyle w:val="NormalTok"/>
+        </w:rPr>
+        <w:t xml:space="preserve">))</w:t>
+      </w:r>
+      <w:r>
+        <w:br/>
+      </w:r>
+      <w:r>
+        <w:br/>
+      </w:r>
+      <w:r>
+        <w:rPr>
+          <w:rStyle w:val="CommentTok"/>
+        </w:rPr>
+        <w:t xml:space="preserve"># ── MULTIVARIATE ──────────────────────────────────────────────────────────────</w:t>
+      </w:r>
+      <w:r>
+        <w:br/>
+      </w:r>
+      <w:r>
+        <w:rPr>
+          <w:rStyle w:val="FunctionTok"/>
+        </w:rPr>
+        <w:t xml:space="preserve">install.packages</w:t>
+      </w:r>
+      <w:r>
+        <w:rPr>
+          <w:rStyle w:val="NormalTok"/>
+        </w:rPr>
+        <w:t xml:space="preserve">(</w:t>
+      </w:r>
+      <w:r>
+        <w:rPr>
+          <w:rStyle w:val="FunctionTok"/>
+        </w:rPr>
+        <w:t xml:space="preserve">c</w:t>
+      </w:r>
+      <w:r>
+        <w:rPr>
+          <w:rStyle w:val="NormalTok"/>
+        </w:rPr>
+        <w:t xml:space="preserve">(</w:t>
+      </w:r>
+      <w:r>
+        <w:br/>
+      </w:r>
+      <w:r>
+        <w:rPr>
+          <w:rStyle w:val="NormalTok"/>
+        </w:rPr>
+        <w:t xml:space="preserve">  </w:t>
+      </w:r>
+      <w:r>
+        <w:rPr>
+          <w:rStyle w:val="StringTok"/>
+        </w:rPr>
+        <w:t xml:space="preserve">"corrplot"</w:t>
+      </w:r>
+      <w:r>
+        <w:rPr>
+          <w:rStyle w:val="NormalTok"/>
+        </w:rPr>
+        <w:t xml:space="preserve">, </w:t>
+      </w:r>
+      <w:r>
+        <w:rPr>
+          <w:rStyle w:val="StringTok"/>
+        </w:rPr>
+        <w:t xml:space="preserve">"GGally"</w:t>
+      </w:r>
+      <w:r>
+        <w:rPr>
+          <w:rStyle w:val="NormalTok"/>
+        </w:rPr>
+        <w:t xml:space="preserve">, </w:t>
+      </w:r>
+      <w:r>
+        <w:rPr>
+          <w:rStyle w:val="StringTok"/>
+        </w:rPr>
+        <w:t xml:space="preserve">"FactoMineR"</w:t>
+      </w:r>
+      <w:r>
+        <w:rPr>
+          <w:rStyle w:val="NormalTok"/>
+        </w:rPr>
+        <w:t xml:space="preserve">, </w:t>
+      </w:r>
+      <w:r>
+        <w:rPr>
+          <w:rStyle w:val="StringTok"/>
+        </w:rPr>
+        <w:t xml:space="preserve">"factoextra"</w:t>
+      </w:r>
+      <w:r>
+        <w:rPr>
+          <w:rStyle w:val="NormalTok"/>
+        </w:rPr>
+        <w:t xml:space="preserve">,</w:t>
+      </w:r>
+      <w:r>
+        <w:br/>
+      </w:r>
+      <w:r>
+        <w:rPr>
+          <w:rStyle w:val="NormalTok"/>
+        </w:rPr>
+        <w:t xml:space="preserve">  </w:t>
+      </w:r>
+      <w:r>
+        <w:rPr>
+          <w:rStyle w:val="StringTok"/>
+        </w:rPr>
+        <w:t xml:space="preserve">"vegan"</w:t>
+      </w:r>
+      <w:r>
+        <w:rPr>
+          <w:rStyle w:val="NormalTok"/>
+        </w:rPr>
+        <w:t xml:space="preserve">, </w:t>
+      </w:r>
+      <w:r>
+        <w:rPr>
+          <w:rStyle w:val="StringTok"/>
+        </w:rPr>
+        <w:t xml:space="preserve">"RVAideMemoire"</w:t>
+      </w:r>
+      <w:r>
+        <w:rPr>
+          <w:rStyle w:val="NormalTok"/>
+        </w:rPr>
+        <w:t xml:space="preserve">, </w:t>
+      </w:r>
+      <w:r>
+        <w:rPr>
+          <w:rStyle w:val="StringTok"/>
+        </w:rPr>
+        <w:t xml:space="preserve">"pairwiseAdonis"</w:t>
+      </w:r>
+      <w:r>
+        <w:br/>
+      </w:r>
+      <w:r>
+        <w:rPr>
+          <w:rStyle w:val="NormalTok"/>
+        </w:rPr>
+        <w:t xml:space="preserve">))</w:t>
+      </w:r>
+      <w:r>
+        <w:br/>
+      </w:r>
+      <w:r>
+        <w:rPr>
+          <w:rStyle w:val="NormalTok"/>
+        </w:rPr>
+        <w:t xml:space="preserve">devtools</w:t>
+      </w:r>
+      <w:r>
+        <w:rPr>
+          <w:rStyle w:val="SpecialCharTok"/>
+        </w:rPr>
+        <w:t xml:space="preserve">::</w:t>
+      </w:r>
+      <w:r>
+        <w:rPr>
+          <w:rStyle w:val="FunctionTok"/>
+        </w:rPr>
+        <w:t xml:space="preserve">install_github</w:t>
+      </w:r>
+      <w:r>
+        <w:rPr>
+          <w:rStyle w:val="NormalTok"/>
+        </w:rPr>
+        <w:t xml:space="preserve">(</w:t>
+      </w:r>
+      <w:r>
+        <w:rPr>
+          <w:rStyle w:val="StringTok"/>
+        </w:rPr>
+        <w:t xml:space="preserve">"pmartinezarbizu/pairwiseAdonis/pairwiseAdonis"</w:t>
+      </w:r>
+      <w:r>
+        <w:rPr>
+          <w:rStyle w:val="NormalTok"/>
+        </w:rPr>
+        <w:t xml:space="preserve">)</w:t>
+      </w:r>
+      <w:r>
+        <w:br/>
+      </w:r>
+      <w:r>
+        <w:br/>
+      </w:r>
+      <w:r>
+        <w:rPr>
+          <w:rStyle w:val="CommentTok"/>
+        </w:rPr>
+        <w:t xml:space="preserve"># ── MAPS ──────────────────────────────────────────────────────────────────────</w:t>
+      </w:r>
+      <w:r>
+        <w:br/>
+      </w:r>
+      <w:r>
+        <w:rPr>
+          <w:rStyle w:val="FunctionTok"/>
+        </w:rPr>
+        <w:t xml:space="preserve">install.packages</w:t>
+      </w:r>
+      <w:r>
+        <w:rPr>
+          <w:rStyle w:val="NormalTok"/>
+        </w:rPr>
+        <w:t xml:space="preserve">(</w:t>
+      </w:r>
+      <w:r>
+        <w:rPr>
+          <w:rStyle w:val="FunctionTok"/>
+        </w:rPr>
+        <w:t xml:space="preserve">c</w:t>
+      </w:r>
+      <w:r>
+        <w:rPr>
+          <w:rStyle w:val="NormalTok"/>
+        </w:rPr>
+        <w:t xml:space="preserve">(</w:t>
+      </w:r>
+      <w:r>
+        <w:br/>
+      </w:r>
+      <w:r>
+        <w:rPr>
+          <w:rStyle w:val="NormalTok"/>
+        </w:rPr>
+        <w:t xml:space="preserve">  </w:t>
+      </w:r>
+      <w:r>
+        <w:rPr>
+          <w:rStyle w:val="StringTok"/>
+        </w:rPr>
+        <w:t xml:space="preserve">"sf"</w:t>
+      </w:r>
+      <w:r>
+        <w:rPr>
+          <w:rStyle w:val="NormalTok"/>
+        </w:rPr>
+        <w:t xml:space="preserve">, </w:t>
+      </w:r>
+      <w:r>
+        <w:rPr>
+          <w:rStyle w:val="StringTok"/>
+        </w:rPr>
+        <w:t xml:space="preserve">"tigris"</w:t>
+      </w:r>
+      <w:r>
+        <w:rPr>
+          <w:rStyle w:val="NormalTok"/>
+        </w:rPr>
+        <w:t xml:space="preserve">, </w:t>
+      </w:r>
+      <w:r>
+        <w:rPr>
+          <w:rStyle w:val="StringTok"/>
+        </w:rPr>
+        <w:t xml:space="preserve">"rnaturalearth"</w:t>
+      </w:r>
+      <w:r>
+        <w:rPr>
+          <w:rStyle w:val="NormalTok"/>
+        </w:rPr>
+        <w:t xml:space="preserve">, </w:t>
+      </w:r>
+      <w:r>
+        <w:rPr>
+          <w:rStyle w:val="StringTok"/>
+        </w:rPr>
+        <w:t xml:space="preserve">"osmdata"</w:t>
+      </w:r>
+      <w:r>
+        <w:rPr>
+          <w:rStyle w:val="NormalTok"/>
+        </w:rPr>
+        <w:t xml:space="preserve">, </w:t>
+      </w:r>
+      <w:r>
+        <w:rPr>
+          <w:rStyle w:val="StringTok"/>
+        </w:rPr>
+        <w:t xml:space="preserve">"ggfx"</w:t>
+      </w:r>
+      <w:r>
+        <w:rPr>
+          <w:rStyle w:val="NormalTok"/>
+        </w:rPr>
+        <w:t xml:space="preserve">,</w:t>
+      </w:r>
+      <w:r>
+        <w:br/>
+      </w:r>
+      <w:r>
+        <w:rPr>
+          <w:rStyle w:val="NormalTok"/>
+        </w:rPr>
+        <w:t xml:space="preserve">  </w:t>
+      </w:r>
+      <w:r>
+        <w:rPr>
+          <w:rStyle w:val="StringTok"/>
+        </w:rPr>
+        <w:t xml:space="preserve">"rayshader"</w:t>
+      </w:r>
+      <w:r>
+        <w:rPr>
+          <w:rStyle w:val="NormalTok"/>
+        </w:rPr>
+        <w:t xml:space="preserve">, </w:t>
+      </w:r>
+      <w:r>
+        <w:rPr>
+          <w:rStyle w:val="StringTok"/>
+        </w:rPr>
+        <w:t xml:space="preserve">"elevatr"</w:t>
+      </w:r>
+      <w:r>
+        <w:rPr>
+          <w:rStyle w:val="NormalTok"/>
+        </w:rPr>
+        <w:t xml:space="preserve">, </w:t>
+      </w:r>
+      <w:r>
+        <w:rPr>
+          <w:rStyle w:val="StringTok"/>
+        </w:rPr>
+        <w:t xml:space="preserve">"raster"</w:t>
+      </w:r>
+      <w:r>
+        <w:br/>
+      </w:r>
+      <w:r>
+        <w:rPr>
+          <w:rStyle w:val="NormalTok"/>
+        </w:rPr>
+        <w:t xml:space="preserve">))</w:t>
+      </w:r>
+      <w:r>
+        <w:br/>
+      </w:r>
+      <w:r>
+        <w:br/>
+      </w:r>
+      <w:r>
+        <w:rPr>
+          <w:rStyle w:val="CommentTok"/>
+        </w:rPr>
+        <w:t xml:space="preserve"># ── TEACHING DATASETS ─────────────────────────────────────────────────────────</w:t>
+      </w:r>
+      <w:r>
+        <w:br/>
+      </w:r>
+      <w:r>
+        <w:rPr>
+          <w:rStyle w:val="FunctionTok"/>
+        </w:rPr>
+        <w:t xml:space="preserve">install.packages</w:t>
+      </w:r>
+      <w:r>
+        <w:rPr>
+          <w:rStyle w:val="NormalTok"/>
+        </w:rPr>
+        <w:t xml:space="preserve">(</w:t>
+      </w:r>
+      <w:r>
+        <w:rPr>
+          <w:rStyle w:val="FunctionTok"/>
+        </w:rPr>
+        <w:t xml:space="preserve">c</w:t>
+      </w:r>
+      <w:r>
+        <w:rPr>
+          <w:rStyle w:val="NormalTok"/>
+        </w:rPr>
+        <w:t xml:space="preserve">(</w:t>
+      </w:r>
+      <w:r>
+        <w:br/>
+      </w:r>
+      <w:r>
+        <w:rPr>
+          <w:rStyle w:val="NormalTok"/>
+        </w:rPr>
+        <w:t xml:space="preserve">  </w:t>
+      </w:r>
+      <w:r>
+        <w:rPr>
+          <w:rStyle w:val="StringTok"/>
+        </w:rPr>
+        <w:t xml:space="preserve">"palmerpenguins"</w:t>
+      </w:r>
+      <w:r>
+        <w:rPr>
+          <w:rStyle w:val="NormalTok"/>
+        </w:rPr>
+        <w:t xml:space="preserve">, </w:t>
+      </w:r>
+      <w:r>
+        <w:rPr>
+          <w:rStyle w:val="StringTok"/>
+        </w:rPr>
+        <w:t xml:space="preserve">"nycflights13"</w:t>
+      </w:r>
+      <w:r>
+        <w:rPr>
+          <w:rStyle w:val="NormalTok"/>
+        </w:rPr>
+        <w:t xml:space="preserve">, </w:t>
+      </w:r>
+      <w:r>
+        <w:rPr>
+          <w:rStyle w:val="StringTok"/>
+        </w:rPr>
+        <w:t xml:space="preserve">"Lahman"</w:t>
+      </w:r>
+      <w:r>
+        <w:rPr>
+          <w:rStyle w:val="NormalTok"/>
+        </w:rPr>
+        <w:t xml:space="preserve">, </w:t>
+      </w:r>
+      <w:r>
+        <w:rPr>
+          <w:rStyle w:val="StringTok"/>
+        </w:rPr>
+        <w:t xml:space="preserve">"babynames"</w:t>
+      </w:r>
+      <w:r>
+        <w:rPr>
+          <w:rStyle w:val="NormalTok"/>
+        </w:rPr>
+        <w:t xml:space="preserve">, </w:t>
+      </w:r>
+      <w:r>
+        <w:rPr>
+          <w:rStyle w:val="StringTok"/>
+        </w:rPr>
+        <w:t xml:space="preserve">"repurrrsive"</w:t>
+      </w:r>
+      <w:r>
+        <w:br/>
+      </w:r>
+      <w:r>
+        <w:rPr>
+          <w:rStyle w:val="NormalTok"/>
+        </w:rPr>
+        <w:t xml:space="preserve">))</w:t>
+      </w:r>
+      <w:r>
+        <w:br/>
+      </w:r>
+      <w:r>
+        <w:br/>
+      </w:r>
+      <w:r>
+        <w:rPr>
+          <w:rStyle w:val="CommentTok"/>
+        </w:rPr>
+        <w:t xml:space="preserve"># ── REPORTING ─────────────────────────────────────────────────────────────────</w:t>
+      </w:r>
+      <w:r>
+        <w:br/>
+      </w:r>
+      <w:r>
+        <w:rPr>
+          <w:rStyle w:val="FunctionTok"/>
+        </w:rPr>
+        <w:t xml:space="preserve">install.packages</w:t>
+      </w:r>
+      <w:r>
+        <w:rPr>
+          <w:rStyle w:val="NormalTok"/>
+        </w:rPr>
+        <w:t xml:space="preserve">(</w:t>
+      </w:r>
+      <w:r>
+        <w:rPr>
+          <w:rStyle w:val="FunctionTok"/>
+        </w:rPr>
+        <w:t xml:space="preserve">c</w:t>
+      </w:r>
+      <w:r>
+        <w:rPr>
+          <w:rStyle w:val="NormalTok"/>
+        </w:rPr>
+        <w:t xml:space="preserve">(</w:t>
+      </w:r>
+      <w:r>
+        <w:rPr>
+          <w:rStyle w:val="StringTok"/>
+        </w:rPr>
+        <w:t xml:space="preserve">"htmlwidgets"</w:t>
+      </w:r>
+      <w:r>
+        <w:rPr>
+          <w:rStyle w:val="NormalTok"/>
+        </w:rPr>
+        <w:t xml:space="preserve">, </w:t>
+      </w:r>
+      <w:r>
+        <w:rPr>
+          <w:rStyle w:val="StringTok"/>
+        </w:rPr>
+        <w:t xml:space="preserve">"htmltools"</w:t>
+      </w:r>
+      <w:r>
+        <w:rPr>
+          <w:rStyle w:val="NormalTok"/>
+        </w:rPr>
+        <w:t xml:space="preserve">))</w:t>
+      </w:r>
+    </w:p>
+    <w:p>
+      <w:r>
+        <w:pict>
+          <v:rect style="width:0;height:1.5pt" o:hralign="center" o:hrstd="t" o:hr="t"/>
+        </w:pict>
+      </w:r>
+    </w:p>
+    <w:p>
+      <w:pPr>
+        <w:pStyle w:val="FirstParagraph"/>
+      </w:pPr>
+      <w:r>
+        <w:rPr>
+          <w:i/>
+          <w:iCs/>
+        </w:rPr>
+        <w:t xml:space="preserve">End of Common Code 01 — Libraries.</w:t>
+      </w:r>
+      <w:r>
+        <w:t xml:space="preserve"> </w:t>
+      </w:r>
+      <w:r>
+        <w:rPr>
+          <w:i/>
+          <w:iCs/>
+        </w:rPr>
+        <w:t xml:space="preserve">Next: Common Code 02 — Reading and writing files.</w:t>
+      </w:r>
+    </w:p>
+    <w:bookmarkEnd w:id="32"/>
     <w:sectPr>
       <w:pgSz w:h="15840" w:w="12240"/>
       <w:pgMar w:bottom="1440" w:footer="720" w:gutter="0" w:header="720" w:left="1440" w:right="1440" w:top="1440"/>

--- a/docs/common_code/01_libraries/01_libraries.docx
+++ b/docs/common_code/01_libraries/01_libraries.docx
@@ -31,7 +31,7 @@
         <w:pStyle w:val="Date"/>
       </w:pPr>
       <w:r>
-        <w:t xml:space="preserve">2026-06-26</w:t>
+        <w:t xml:space="preserve">2026-06-27</w:t>
       </w:r>
     </w:p>
     <w:bookmarkStart w:id="10" w:name="package-reference"/>

--- a/docs/common_code/01_libraries/01_libraries.docx
+++ b/docs/common_code/01_libraries/01_libraries.docx
@@ -31,7 +31,7 @@
         <w:pStyle w:val="Date"/>
       </w:pPr>
       <w:r>
-        <w:t xml:space="preserve">2026-06-28</w:t>
+        <w:t xml:space="preserve">2026-06-30</w:t>
       </w:r>
     </w:p>
     <w:bookmarkStart w:id="10" w:name="package-reference"/>
